--- a/Year 10 Water Control System Scope and Sequence.docx
+++ b/Year 10 Water Control System Scope and Sequence.docx
@@ -4,12 +4,13 @@
   <w:body>
     <w:p>
       <w:pPr>
+        <w:spacing w:after="40"/>
         <w:jc w:val="center"/>
       </w:pPr>
       <w:r>
         <w:rPr>
           <w:b/>
-          <w:color w:val="0B3D91"/>
+          <w:color w:val="0B2545"/>
           <w:sz w:val="36"/>
         </w:rPr>
         <w:t>Year 10 Engineering Technology - Water Control System</w:t>
@@ -21,10 +22,11 @@
       </w:pPr>
       <w:r>
         <w:rPr>
+          <w:i/>
           <w:color w:val="555555"/>
-          <w:sz w:val="20"/>
+          <w:sz w:val="21"/>
         </w:rPr>
-        <w:t>Scope and sequence for Term 1: Garden Watering / Water Control System project</w:t>
+        <w:t>20-week scope and sequence for the Garden Watering / Water Control System unit</w:t>
       </w:r>
     </w:p>
     <w:p>
@@ -37,52 +39,17 @@
     </w:p>
     <w:p>
       <w:r>
-        <w:t>Students design, construct, test and evaluate a small water-control system for a garden watering context. The unit uses the NESA Engineering Technology 7-10 Control systems focus area and draws on electronic and hydraulic control contexts. Students apply safe work practices, use input-control-output language, develop block diagrams and sketches, construct a prototype, test performance and document troubleshooting and evaluation in an engineering folio.</w:t>
+        <w:t>Students design, construct, test and evaluate a small water-control system for a garden watering context. The unit uses the NESA Engineering Technology 7-10 Control systems focus area and draws on electronic and hydraulic control contexts.</w:t>
+      </w:r>
+    </w:p>
+    <w:p>
+      <w:r>
+        <w:t>This document spreads the unit across a full 20-week semester. Timing can still be adjusted around excursions, assessment windows and school events.</w:t>
       </w:r>
     </w:p>
     <w:p>
       <w:pPr>
-        <w:pStyle w:val="Heading1"/>
-      </w:pPr>
-      <w:r>
-        <w:t>NESA Alignment Rule Used</w:t>
-      </w:r>
-    </w:p>
-    <w:p>
-      <w:pPr>
-        <w:pStyle w:val="ListBullet"/>
-      </w:pPr>
-      <w:r>
-        <w:t>This program uses the Engineering Technology 7-10 Stage 5 outcomes coded EGT5.</w:t>
-      </w:r>
-    </w:p>
-    <w:p>
-      <w:pPr>
-        <w:pStyle w:val="ListBullet"/>
-      </w:pPr>
-      <w:r>
-        <w:t>Outcome wording is taken from the local NESA Engineering Technology 7-10 syllabus document in the repository.</w:t>
-      </w:r>
-    </w:p>
-    <w:p>
-      <w:pPr>
-        <w:pStyle w:val="ListBullet"/>
-      </w:pPr>
-      <w:r>
-        <w:t>The unit is aligned to the Control systems focus area. Electronic and hydraulic options are used only where they directly support the garden watering prototype.</w:t>
-      </w:r>
-    </w:p>
-    <w:p>
-      <w:pPr>
-        <w:pStyle w:val="ListBullet"/>
-      </w:pPr>
-      <w:r>
-        <w:t>The program avoids unsupported outcome claims: each week includes evidence that allows the outcome to be observed, discussed or assessed.</w:t>
-      </w:r>
-    </w:p>
-    <w:p>
-      <w:pPr>
-        <w:pStyle w:val="Heading1"/>
+        <w:pStyle w:val="Heading2"/>
       </w:pPr>
       <w:r>
         <w:t>Stage 5 Outcomes</w:t>
@@ -90,61 +57,53 @@
     </w:p>
     <w:tbl>
       <w:tblPr>
+        <w:tblStyle w:val="TableGrid"/>
         <w:tblW w:type="auto" w:w="0"/>
-        <w:jc w:val="center"/>
-        <w:tblLayout w:type="autofit"/>
+        <w:tblLayout w:type="fixed"/>
         <w:tblLook w:firstColumn="1" w:firstRow="1" w:lastColumn="0" w:lastRow="0" w:noHBand="0" w:noVBand="1" w:val="04A0"/>
       </w:tblPr>
       <w:tblGrid>
-        <w:gridCol w:w="5184"/>
-        <w:gridCol w:w="5184"/>
+        <w:gridCol w:w="6984"/>
+        <w:gridCol w:w="6984"/>
       </w:tblGrid>
       <w:tr>
         <w:tc>
           <w:tcPr>
-            <w:tcW w:type="dxa" w:w="5184"/>
+            <w:tcW w:type="dxa" w:w="1728"/>
+            <w:shd w:fill="E8EEF5"/>
+            <w:tcMar>
+              <w:top w:w="80" w:type="dxa"/>
+              <w:start w:w="120" w:type="dxa"/>
+              <w:bottom w:w="80" w:type="dxa"/>
+              <w:end w:w="120" w:type="dxa"/>
+            </w:tcMar>
             <w:vAlign w:val="center"/>
-            <w:shd w:fill="E8EEF5"/>
           </w:tcPr>
           <w:p>
-            <w:pPr>
-              <w:spacing w:after="0"/>
-            </w:pPr>
             <w:r>
               <w:rPr>
                 <w:b/>
-                <w:sz w:val="18"/>
               </w:rPr>
-            </w:r>
-            <w:r>
-              <w:rPr>
-                <w:b/>
-                <w:sz w:val="18"/>
-              </w:rPr>
-              <w:t>NESA Stage 5 outcome</w:t>
+              <w:t>Outcome</w:t>
             </w:r>
           </w:p>
         </w:tc>
         <w:tc>
           <w:tcPr>
-            <w:tcW w:type="dxa" w:w="5184"/>
+            <w:tcW w:type="dxa" w:w="11520"/>
+            <w:shd w:fill="E8EEF5"/>
+            <w:tcMar>
+              <w:top w:w="80" w:type="dxa"/>
+              <w:start w:w="120" w:type="dxa"/>
+              <w:bottom w:w="80" w:type="dxa"/>
+              <w:end w:w="120" w:type="dxa"/>
+            </w:tcMar>
             <w:vAlign w:val="center"/>
-            <w:shd w:fill="E8EEF5"/>
           </w:tcPr>
           <w:p>
-            <w:pPr>
-              <w:spacing w:after="0"/>
-            </w:pPr>
             <w:r>
               <w:rPr>
                 <w:b/>
-                <w:sz w:val="18"/>
-              </w:rPr>
-            </w:r>
-            <w:r>
-              <w:rPr>
-                <w:b/>
-                <w:sz w:val="18"/>
               </w:rPr>
               <w:t>Official outcome wording used for this unit</w:t>
             </w:r>
@@ -154,46 +113,34 @@
       <w:tr>
         <w:tc>
           <w:tcPr>
-            <w:tcW w:type="dxa" w:w="5184"/>
+            <w:tcW w:type="dxa" w:w="1728"/>
+            <w:tcMar>
+              <w:top w:w="80" w:type="dxa"/>
+              <w:start w:w="120" w:type="dxa"/>
+              <w:bottom w:w="80" w:type="dxa"/>
+              <w:end w:w="120" w:type="dxa"/>
+            </w:tcMar>
             <w:vAlign w:val="center"/>
           </w:tcPr>
           <w:p>
-            <w:pPr>
-              <w:spacing w:after="0"/>
-            </w:pPr>
             <w:r>
-              <w:rPr>
-                <w:sz w:val="18"/>
-              </w:rPr>
-            </w:r>
-            <w:r>
-              <w:rPr>
-                <w:b/>
-                <w:sz w:val="18"/>
-              </w:rPr>
               <w:t>EGT5-SAF-01</w:t>
             </w:r>
           </w:p>
         </w:tc>
         <w:tc>
           <w:tcPr>
-            <w:tcW w:type="dxa" w:w="5184"/>
+            <w:tcW w:type="dxa" w:w="11520"/>
+            <w:tcMar>
+              <w:top w:w="80" w:type="dxa"/>
+              <w:start w:w="120" w:type="dxa"/>
+              <w:bottom w:w="80" w:type="dxa"/>
+              <w:end w:w="120" w:type="dxa"/>
+            </w:tcMar>
             <w:vAlign w:val="center"/>
           </w:tcPr>
           <w:p>
-            <w:pPr>
-              <w:spacing w:after="0"/>
-            </w:pPr>
             <w:r>
-              <w:rPr>
-                <w:sz w:val="18"/>
-              </w:rPr>
-            </w:r>
-            <w:r>
-              <w:rPr>
-                <w:b w:val="0"/>
-                <w:sz w:val="18"/>
-              </w:rPr>
               <w:t>applies risk management and safe work practices in engineering contexts</w:t>
             </w:r>
           </w:p>
@@ -202,46 +149,34 @@
       <w:tr>
         <w:tc>
           <w:tcPr>
-            <w:tcW w:type="dxa" w:w="5184"/>
+            <w:tcW w:type="dxa" w:w="1728"/>
+            <w:tcMar>
+              <w:top w:w="80" w:type="dxa"/>
+              <w:start w:w="120" w:type="dxa"/>
+              <w:bottom w:w="80" w:type="dxa"/>
+              <w:end w:w="120" w:type="dxa"/>
+            </w:tcMar>
             <w:vAlign w:val="center"/>
           </w:tcPr>
           <w:p>
-            <w:pPr>
-              <w:spacing w:after="0"/>
-            </w:pPr>
             <w:r>
-              <w:rPr>
-                <w:sz w:val="18"/>
-              </w:rPr>
-            </w:r>
-            <w:r>
-              <w:rPr>
-                <w:b/>
-                <w:sz w:val="18"/>
-              </w:rPr>
               <w:t>EGT5-COM-01</w:t>
             </w:r>
           </w:p>
         </w:tc>
         <w:tc>
           <w:tcPr>
-            <w:tcW w:type="dxa" w:w="5184"/>
+            <w:tcW w:type="dxa" w:w="11520"/>
+            <w:tcMar>
+              <w:top w:w="80" w:type="dxa"/>
+              <w:start w:w="120" w:type="dxa"/>
+              <w:bottom w:w="80" w:type="dxa"/>
+              <w:end w:w="120" w:type="dxa"/>
+            </w:tcMar>
             <w:vAlign w:val="center"/>
           </w:tcPr>
           <w:p>
-            <w:pPr>
-              <w:spacing w:after="0"/>
-            </w:pPr>
             <w:r>
-              <w:rPr>
-                <w:sz w:val="18"/>
-              </w:rPr>
-            </w:r>
-            <w:r>
-              <w:rPr>
-                <w:b w:val="0"/>
-                <w:sz w:val="18"/>
-              </w:rPr>
               <w:t>communicates ideas, concepts and solutions for engineering practice</w:t>
             </w:r>
           </w:p>
@@ -250,46 +185,34 @@
       <w:tr>
         <w:tc>
           <w:tcPr>
-            <w:tcW w:type="dxa" w:w="5184"/>
+            <w:tcW w:type="dxa" w:w="1728"/>
+            <w:tcMar>
+              <w:top w:w="80" w:type="dxa"/>
+              <w:start w:w="120" w:type="dxa"/>
+              <w:bottom w:w="80" w:type="dxa"/>
+              <w:end w:w="120" w:type="dxa"/>
+            </w:tcMar>
             <w:vAlign w:val="center"/>
           </w:tcPr>
           <w:p>
-            <w:pPr>
-              <w:spacing w:after="0"/>
-            </w:pPr>
             <w:r>
-              <w:rPr>
-                <w:sz w:val="18"/>
-              </w:rPr>
-            </w:r>
-            <w:r>
-              <w:rPr>
-                <w:b/>
-                <w:sz w:val="18"/>
-              </w:rPr>
               <w:t>EGT5-EVL-01</w:t>
             </w:r>
           </w:p>
         </w:tc>
         <w:tc>
           <w:tcPr>
-            <w:tcW w:type="dxa" w:w="5184"/>
+            <w:tcW w:type="dxa" w:w="11520"/>
+            <w:tcMar>
+              <w:top w:w="80" w:type="dxa"/>
+              <w:start w:w="120" w:type="dxa"/>
+              <w:bottom w:w="80" w:type="dxa"/>
+              <w:end w:w="120" w:type="dxa"/>
+            </w:tcMar>
             <w:vAlign w:val="center"/>
           </w:tcPr>
           <w:p>
-            <w:pPr>
-              <w:spacing w:after="0"/>
-            </w:pPr>
             <w:r>
-              <w:rPr>
-                <w:sz w:val="18"/>
-              </w:rPr>
-            </w:r>
-            <w:r>
-              <w:rPr>
-                <w:b w:val="0"/>
-                <w:sz w:val="18"/>
-              </w:rPr>
               <w:t>investigates and evaluates engineering systems and solutions</w:t>
             </w:r>
           </w:p>
@@ -298,46 +221,34 @@
       <w:tr>
         <w:tc>
           <w:tcPr>
-            <w:tcW w:type="dxa" w:w="5184"/>
+            <w:tcW w:type="dxa" w:w="1728"/>
+            <w:tcMar>
+              <w:top w:w="80" w:type="dxa"/>
+              <w:start w:w="120" w:type="dxa"/>
+              <w:bottom w:w="80" w:type="dxa"/>
+              <w:end w:w="120" w:type="dxa"/>
+            </w:tcMar>
             <w:vAlign w:val="center"/>
           </w:tcPr>
           <w:p>
-            <w:pPr>
-              <w:spacing w:after="0"/>
-            </w:pPr>
             <w:r>
-              <w:rPr>
-                <w:sz w:val="18"/>
-              </w:rPr>
-            </w:r>
-            <w:r>
-              <w:rPr>
-                <w:b/>
-                <w:sz w:val="18"/>
-              </w:rPr>
               <w:t>EGT5-IVT-01</w:t>
             </w:r>
           </w:p>
         </w:tc>
         <w:tc>
           <w:tcPr>
-            <w:tcW w:type="dxa" w:w="5184"/>
+            <w:tcW w:type="dxa" w:w="11520"/>
+            <w:tcMar>
+              <w:top w:w="80" w:type="dxa"/>
+              <w:start w:w="120" w:type="dxa"/>
+              <w:bottom w:w="80" w:type="dxa"/>
+              <w:end w:w="120" w:type="dxa"/>
+            </w:tcMar>
             <w:vAlign w:val="center"/>
           </w:tcPr>
           <w:p>
-            <w:pPr>
-              <w:spacing w:after="0"/>
-            </w:pPr>
             <w:r>
-              <w:rPr>
-                <w:sz w:val="18"/>
-              </w:rPr>
-            </w:r>
-            <w:r>
-              <w:rPr>
-                <w:b w:val="0"/>
-                <w:sz w:val="18"/>
-              </w:rPr>
               <w:t>explains engineering practices and the influence of technologies used in engineering industries</w:t>
             </w:r>
           </w:p>
@@ -346,46 +257,34 @@
       <w:tr>
         <w:tc>
           <w:tcPr>
-            <w:tcW w:type="dxa" w:w="5184"/>
+            <w:tcW w:type="dxa" w:w="1728"/>
+            <w:tcMar>
+              <w:top w:w="80" w:type="dxa"/>
+              <w:start w:w="120" w:type="dxa"/>
+              <w:bottom w:w="80" w:type="dxa"/>
+              <w:end w:w="120" w:type="dxa"/>
+            </w:tcMar>
             <w:vAlign w:val="center"/>
           </w:tcPr>
           <w:p>
-            <w:pPr>
-              <w:spacing w:after="0"/>
-            </w:pPr>
             <w:r>
-              <w:rPr>
-                <w:sz w:val="18"/>
-              </w:rPr>
-            </w:r>
-            <w:r>
-              <w:rPr>
-                <w:b/>
-                <w:sz w:val="18"/>
-              </w:rPr>
               <w:t>EGT5-GRP-01</w:t>
             </w:r>
           </w:p>
         </w:tc>
         <w:tc>
           <w:tcPr>
-            <w:tcW w:type="dxa" w:w="5184"/>
+            <w:tcW w:type="dxa" w:w="11520"/>
+            <w:tcMar>
+              <w:top w:w="80" w:type="dxa"/>
+              <w:start w:w="120" w:type="dxa"/>
+              <w:bottom w:w="80" w:type="dxa"/>
+              <w:end w:w="120" w:type="dxa"/>
+            </w:tcMar>
             <w:vAlign w:val="center"/>
           </w:tcPr>
           <w:p>
-            <w:pPr>
-              <w:spacing w:after="0"/>
-            </w:pPr>
             <w:r>
-              <w:rPr>
-                <w:sz w:val="18"/>
-              </w:rPr>
-            </w:r>
-            <w:r>
-              <w:rPr>
-                <w:b w:val="0"/>
-                <w:sz w:val="18"/>
-              </w:rPr>
               <w:t>develops and applies technical graphics in engineering contexts</w:t>
             </w:r>
           </w:p>
@@ -394,46 +293,34 @@
       <w:tr>
         <w:tc>
           <w:tcPr>
-            <w:tcW w:type="dxa" w:w="5184"/>
+            <w:tcW w:type="dxa" w:w="1728"/>
+            <w:tcMar>
+              <w:top w:w="80" w:type="dxa"/>
+              <w:start w:w="120" w:type="dxa"/>
+              <w:bottom w:w="80" w:type="dxa"/>
+              <w:end w:w="120" w:type="dxa"/>
+            </w:tcMar>
             <w:vAlign w:val="center"/>
           </w:tcPr>
           <w:p>
-            <w:pPr>
-              <w:spacing w:after="0"/>
-            </w:pPr>
             <w:r>
-              <w:rPr>
-                <w:sz w:val="18"/>
-              </w:rPr>
-            </w:r>
-            <w:r>
-              <w:rPr>
-                <w:b/>
-                <w:sz w:val="18"/>
-              </w:rPr>
               <w:t>EGT5-MEA-01</w:t>
             </w:r>
           </w:p>
         </w:tc>
         <w:tc>
           <w:tcPr>
-            <w:tcW w:type="dxa" w:w="5184"/>
+            <w:tcW w:type="dxa" w:w="11520"/>
+            <w:tcMar>
+              <w:top w:w="80" w:type="dxa"/>
+              <w:start w:w="120" w:type="dxa"/>
+              <w:bottom w:w="80" w:type="dxa"/>
+              <w:end w:w="120" w:type="dxa"/>
+            </w:tcMar>
             <w:vAlign w:val="center"/>
           </w:tcPr>
           <w:p>
-            <w:pPr>
-              <w:spacing w:after="0"/>
-            </w:pPr>
             <w:r>
-              <w:rPr>
-                <w:sz w:val="18"/>
-              </w:rPr>
-            </w:r>
-            <w:r>
-              <w:rPr>
-                <w:b w:val="0"/>
-                <w:sz w:val="18"/>
-              </w:rPr>
               <w:t>applies mechanical analysis and practical testing to investigate engineering concepts</w:t>
             </w:r>
           </w:p>
@@ -442,46 +329,34 @@
       <w:tr>
         <w:tc>
           <w:tcPr>
-            <w:tcW w:type="dxa" w:w="5184"/>
+            <w:tcW w:type="dxa" w:w="1728"/>
+            <w:tcMar>
+              <w:top w:w="80" w:type="dxa"/>
+              <w:start w:w="120" w:type="dxa"/>
+              <w:bottom w:w="80" w:type="dxa"/>
+              <w:end w:w="120" w:type="dxa"/>
+            </w:tcMar>
             <w:vAlign w:val="center"/>
           </w:tcPr>
           <w:p>
-            <w:pPr>
-              <w:spacing w:after="0"/>
-            </w:pPr>
             <w:r>
-              <w:rPr>
-                <w:sz w:val="18"/>
-              </w:rPr>
-            </w:r>
-            <w:r>
-              <w:rPr>
-                <w:b/>
-                <w:sz w:val="18"/>
-              </w:rPr>
               <w:t>EGT5-USE-01</w:t>
             </w:r>
           </w:p>
         </w:tc>
         <w:tc>
           <w:tcPr>
-            <w:tcW w:type="dxa" w:w="5184"/>
+            <w:tcW w:type="dxa" w:w="11520"/>
+            <w:tcMar>
+              <w:top w:w="80" w:type="dxa"/>
+              <w:start w:w="120" w:type="dxa"/>
+              <w:bottom w:w="80" w:type="dxa"/>
+              <w:end w:w="120" w:type="dxa"/>
+            </w:tcMar>
             <w:vAlign w:val="center"/>
           </w:tcPr>
           <w:p>
-            <w:pPr>
-              <w:spacing w:after="0"/>
-            </w:pPr>
             <w:r>
-              <w:rPr>
-                <w:sz w:val="18"/>
-              </w:rPr>
-            </w:r>
-            <w:r>
-              <w:rPr>
-                <w:b w:val="0"/>
-                <w:sz w:val="18"/>
-              </w:rPr>
               <w:t>selects and applies materials for engineering projects</w:t>
             </w:r>
           </w:p>
@@ -490,47 +365,387 @@
       <w:tr>
         <w:tc>
           <w:tcPr>
-            <w:tcW w:type="dxa" w:w="5184"/>
+            <w:tcW w:type="dxa" w:w="1728"/>
+            <w:tcMar>
+              <w:top w:w="80" w:type="dxa"/>
+              <w:start w:w="120" w:type="dxa"/>
+              <w:bottom w:w="80" w:type="dxa"/>
+              <w:end w:w="120" w:type="dxa"/>
+            </w:tcMar>
             <w:vAlign w:val="center"/>
           </w:tcPr>
           <w:p>
-            <w:pPr>
-              <w:spacing w:after="0"/>
-            </w:pPr>
             <w:r>
-              <w:rPr>
-                <w:sz w:val="18"/>
-              </w:rPr>
-            </w:r>
-            <w:r>
-              <w:rPr>
-                <w:b/>
-                <w:sz w:val="18"/>
-              </w:rPr>
               <w:t>EGT5-ENV-01</w:t>
             </w:r>
           </w:p>
         </w:tc>
         <w:tc>
           <w:tcPr>
-            <w:tcW w:type="dxa" w:w="5184"/>
+            <w:tcW w:type="dxa" w:w="11520"/>
+            <w:tcMar>
+              <w:top w:w="80" w:type="dxa"/>
+              <w:start w:w="120" w:type="dxa"/>
+              <w:bottom w:w="80" w:type="dxa"/>
+              <w:end w:w="120" w:type="dxa"/>
+            </w:tcMar>
             <w:vAlign w:val="center"/>
           </w:tcPr>
           <w:p>
-            <w:pPr>
-              <w:spacing w:after="0"/>
-            </w:pPr>
+            <w:r>
+              <w:t>analyses relationships between engineering design, production and sustainability</w:t>
+            </w:r>
+          </w:p>
+        </w:tc>
+      </w:tr>
+    </w:tbl>
+    <w:p>
+      <w:pPr>
+        <w:pStyle w:val="Heading2"/>
+      </w:pPr>
+      <w:r>
+        <w:t>Content Alignment</w:t>
+      </w:r>
+    </w:p>
+    <w:tbl>
+      <w:tblPr>
+        <w:tblStyle w:val="TableGrid"/>
+        <w:tblW w:type="auto" w:w="0"/>
+        <w:tblLayout w:type="fixed"/>
+        <w:tblLook w:firstColumn="1" w:firstRow="1" w:lastColumn="0" w:lastRow="0" w:noHBand="0" w:noVBand="1" w:val="04A0"/>
+      </w:tblPr>
+      <w:tblGrid>
+        <w:gridCol w:w="6984"/>
+        <w:gridCol w:w="6984"/>
+      </w:tblGrid>
+      <w:tr>
+        <w:tc>
+          <w:tcPr>
+            <w:tcW w:type="dxa" w:w="3744"/>
+            <w:shd w:fill="E8EEF5"/>
+            <w:tcMar>
+              <w:top w:w="80" w:type="dxa"/>
+              <w:start w:w="120" w:type="dxa"/>
+              <w:bottom w:w="80" w:type="dxa"/>
+              <w:end w:w="120" w:type="dxa"/>
+            </w:tcMar>
+            <w:vAlign w:val="center"/>
+          </w:tcPr>
+          <w:p>
             <w:r>
               <w:rPr>
-                <w:sz w:val="18"/>
+                <w:b/>
               </w:rPr>
+              <w:t>Content area</w:t>
             </w:r>
+          </w:p>
+        </w:tc>
+        <w:tc>
+          <w:tcPr>
+            <w:tcW w:type="dxa" w:w="9504"/>
+            <w:shd w:fill="E8EEF5"/>
+            <w:tcMar>
+              <w:top w:w="80" w:type="dxa"/>
+              <w:start w:w="120" w:type="dxa"/>
+              <w:bottom w:w="80" w:type="dxa"/>
+              <w:end w:w="120" w:type="dxa"/>
+            </w:tcMar>
+            <w:vAlign w:val="center"/>
+          </w:tcPr>
+          <w:p>
             <w:r>
               <w:rPr>
-                <w:b w:val="0"/>
-                <w:sz w:val="18"/>
+                <w:b/>
               </w:rPr>
-              <w:t>analyses relationships between engineering design, production and sustainability</w:t>
+              <w:t>Where it appears across the 20 weeks</w:t>
+            </w:r>
+          </w:p>
+        </w:tc>
+      </w:tr>
+      <w:tr>
+        <w:tc>
+          <w:tcPr>
+            <w:tcW w:type="dxa" w:w="3744"/>
+            <w:tcMar>
+              <w:top w:w="80" w:type="dxa"/>
+              <w:start w:w="120" w:type="dxa"/>
+              <w:bottom w:w="80" w:type="dxa"/>
+              <w:end w:w="120" w:type="dxa"/>
+            </w:tcMar>
+            <w:vAlign w:val="center"/>
+          </w:tcPr>
+          <w:p>
+            <w:r>
+              <w:t>Input, control and output principles</w:t>
+            </w:r>
+          </w:p>
+        </w:tc>
+        <w:tc>
+          <w:tcPr>
+            <w:tcW w:type="dxa" w:w="9504"/>
+            <w:tcMar>
+              <w:top w:w="80" w:type="dxa"/>
+              <w:start w:w="120" w:type="dxa"/>
+              <w:bottom w:w="80" w:type="dxa"/>
+              <w:end w:w="120" w:type="dxa"/>
+            </w:tcMar>
+            <w:vAlign w:val="center"/>
+          </w:tcPr>
+          <w:p>
+            <w:r>
+              <w:t>Weeks 2, 6 and 7 through IPO diagrams, feedback comparison and algorithm/flowchart development.</w:t>
+            </w:r>
+          </w:p>
+        </w:tc>
+      </w:tr>
+      <w:tr>
+        <w:tc>
+          <w:tcPr>
+            <w:tcW w:type="dxa" w:w="3744"/>
+            <w:tcMar>
+              <w:top w:w="80" w:type="dxa"/>
+              <w:start w:w="120" w:type="dxa"/>
+              <w:bottom w:w="80" w:type="dxa"/>
+              <w:end w:w="120" w:type="dxa"/>
+            </w:tcMar>
+            <w:vAlign w:val="center"/>
+          </w:tcPr>
+          <w:p>
+            <w:r>
+              <w:t>Electronic control systems</w:t>
+            </w:r>
+          </w:p>
+        </w:tc>
+        <w:tc>
+          <w:tcPr>
+            <w:tcW w:type="dxa" w:w="9504"/>
+            <w:tcMar>
+              <w:top w:w="80" w:type="dxa"/>
+              <w:start w:w="120" w:type="dxa"/>
+              <w:bottom w:w="80" w:type="dxa"/>
+              <w:end w:w="120" w:type="dxa"/>
+            </w:tcMar>
+            <w:vAlign w:val="center"/>
+          </w:tcPr>
+          <w:p>
+            <w:r>
+              <w:t>Weeks 5, 8, 14 and 15 through sensor/switch, relay/controller and output testing.</w:t>
+            </w:r>
+          </w:p>
+        </w:tc>
+      </w:tr>
+      <w:tr>
+        <w:tc>
+          <w:tcPr>
+            <w:tcW w:type="dxa" w:w="3744"/>
+            <w:tcMar>
+              <w:top w:w="80" w:type="dxa"/>
+              <w:start w:w="120" w:type="dxa"/>
+              <w:bottom w:w="80" w:type="dxa"/>
+              <w:end w:w="120" w:type="dxa"/>
+            </w:tcMar>
+            <w:vAlign w:val="center"/>
+          </w:tcPr>
+          <w:p>
+            <w:r>
+              <w:t>Hydraulic/water-control systems</w:t>
+            </w:r>
+          </w:p>
+        </w:tc>
+        <w:tc>
+          <w:tcPr>
+            <w:tcW w:type="dxa" w:w="9504"/>
+            <w:tcMar>
+              <w:top w:w="80" w:type="dxa"/>
+              <w:start w:w="120" w:type="dxa"/>
+              <w:bottom w:w="80" w:type="dxa"/>
+              <w:end w:w="120" w:type="dxa"/>
+            </w:tcMar>
+            <w:vAlign w:val="center"/>
+          </w:tcPr>
+          <w:p>
+            <w:r>
+              <w:t>Weeks 5, 13, 15 and 16 through reservoir, tubing, pump/valve and leak-testing work.</w:t>
+            </w:r>
+          </w:p>
+        </w:tc>
+      </w:tr>
+      <w:tr>
+        <w:tc>
+          <w:tcPr>
+            <w:tcW w:type="dxa" w:w="3744"/>
+            <w:tcMar>
+              <w:top w:w="80" w:type="dxa"/>
+              <w:start w:w="120" w:type="dxa"/>
+              <w:bottom w:w="80" w:type="dxa"/>
+              <w:end w:w="120" w:type="dxa"/>
+            </w:tcMar>
+            <w:vAlign w:val="center"/>
+          </w:tcPr>
+          <w:p>
+            <w:r>
+              <w:t>Safe work practices</w:t>
+            </w:r>
+          </w:p>
+        </w:tc>
+        <w:tc>
+          <w:tcPr>
+            <w:tcW w:type="dxa" w:w="9504"/>
+            <w:tcMar>
+              <w:top w:w="80" w:type="dxa"/>
+              <w:start w:w="120" w:type="dxa"/>
+              <w:bottom w:w="80" w:type="dxa"/>
+              <w:end w:w="120" w:type="dxa"/>
+            </w:tcMar>
+            <w:vAlign w:val="center"/>
+          </w:tcPr>
+          <w:p>
+            <w:r>
+              <w:t>Weeks 1, 3, 8, 11, 13-16 through wet/dry zones, low-voltage checks and teacher sign-offs.</w:t>
+            </w:r>
+          </w:p>
+        </w:tc>
+      </w:tr>
+      <w:tr>
+        <w:tc>
+          <w:tcPr>
+            <w:tcW w:type="dxa" w:w="3744"/>
+            <w:tcMar>
+              <w:top w:w="80" w:type="dxa"/>
+              <w:start w:w="120" w:type="dxa"/>
+              <w:bottom w:w="80" w:type="dxa"/>
+              <w:end w:w="120" w:type="dxa"/>
+            </w:tcMar>
+            <w:vAlign w:val="center"/>
+          </w:tcPr>
+          <w:p>
+            <w:r>
+              <w:t>Engineering process</w:t>
+            </w:r>
+          </w:p>
+        </w:tc>
+        <w:tc>
+          <w:tcPr>
+            <w:tcW w:type="dxa" w:w="9504"/>
+            <w:tcMar>
+              <w:top w:w="80" w:type="dxa"/>
+              <w:start w:w="120" w:type="dxa"/>
+              <w:bottom w:w="80" w:type="dxa"/>
+              <w:end w:w="120" w:type="dxa"/>
+            </w:tcMar>
+            <w:vAlign w:val="center"/>
+          </w:tcPr>
+          <w:p>
+            <w:r>
+              <w:t>Weeks 4-18 through brief analysis, design, construction, integration, testing and improvement.</w:t>
+            </w:r>
+          </w:p>
+        </w:tc>
+      </w:tr>
+      <w:tr>
+        <w:tc>
+          <w:tcPr>
+            <w:tcW w:type="dxa" w:w="3744"/>
+            <w:tcMar>
+              <w:top w:w="80" w:type="dxa"/>
+              <w:start w:w="120" w:type="dxa"/>
+              <w:bottom w:w="80" w:type="dxa"/>
+              <w:end w:w="120" w:type="dxa"/>
+            </w:tcMar>
+            <w:vAlign w:val="center"/>
+          </w:tcPr>
+          <w:p>
+            <w:r>
+              <w:t>Testing and troubleshooting</w:t>
+            </w:r>
+          </w:p>
+        </w:tc>
+        <w:tc>
+          <w:tcPr>
+            <w:tcW w:type="dxa" w:w="9504"/>
+            <w:tcMar>
+              <w:top w:w="80" w:type="dxa"/>
+              <w:start w:w="120" w:type="dxa"/>
+              <w:bottom w:w="80" w:type="dxa"/>
+              <w:end w:w="120" w:type="dxa"/>
+            </w:tcMar>
+            <w:vAlign w:val="center"/>
+          </w:tcPr>
+          <w:p>
+            <w:r>
+              <w:t>Weeks 12, 16-18 through repeated tests, response time, water delivered and fault logs.</w:t>
+            </w:r>
+          </w:p>
+        </w:tc>
+      </w:tr>
+      <w:tr>
+        <w:tc>
+          <w:tcPr>
+            <w:tcW w:type="dxa" w:w="3744"/>
+            <w:tcMar>
+              <w:top w:w="80" w:type="dxa"/>
+              <w:start w:w="120" w:type="dxa"/>
+              <w:bottom w:w="80" w:type="dxa"/>
+              <w:end w:w="120" w:type="dxa"/>
+            </w:tcMar>
+            <w:vAlign w:val="center"/>
+          </w:tcPr>
+          <w:p>
+            <w:r>
+              <w:t>Technical communication</w:t>
+            </w:r>
+          </w:p>
+        </w:tc>
+        <w:tc>
+          <w:tcPr>
+            <w:tcW w:type="dxa" w:w="9504"/>
+            <w:tcMar>
+              <w:top w:w="80" w:type="dxa"/>
+              <w:start w:w="120" w:type="dxa"/>
+              <w:bottom w:w="80" w:type="dxa"/>
+              <w:end w:w="120" w:type="dxa"/>
+            </w:tcMar>
+            <w:vAlign w:val="center"/>
+          </w:tcPr>
+          <w:p>
+            <w:r>
+              <w:t>Weeks 6-12 and 19-20 through sketches, diagrams, tables, folio/report and evaluation.</w:t>
+            </w:r>
+          </w:p>
+        </w:tc>
+      </w:tr>
+      <w:tr>
+        <w:tc>
+          <w:tcPr>
+            <w:tcW w:type="dxa" w:w="3744"/>
+            <w:tcMar>
+              <w:top w:w="80" w:type="dxa"/>
+              <w:start w:w="120" w:type="dxa"/>
+              <w:bottom w:w="80" w:type="dxa"/>
+              <w:end w:w="120" w:type="dxa"/>
+            </w:tcMar>
+            <w:vAlign w:val="center"/>
+          </w:tcPr>
+          <w:p>
+            <w:r>
+              <w:t>Sustainability</w:t>
+            </w:r>
+          </w:p>
+        </w:tc>
+        <w:tc>
+          <w:tcPr>
+            <w:tcW w:type="dxa" w:w="9504"/>
+            <w:tcMar>
+              <w:top w:w="80" w:type="dxa"/>
+              <w:start w:w="120" w:type="dxa"/>
+              <w:bottom w:w="80" w:type="dxa"/>
+              <w:end w:w="120" w:type="dxa"/>
+            </w:tcMar>
+            <w:vAlign w:val="center"/>
+          </w:tcPr>
+          <w:p>
+            <w:r>
+              <w:t>Weeks 4, 18 and 19 through water efficiency, material choice, repairability and reuse/recycling.</w:t>
             </w:r>
           </w:p>
         </w:tc>
@@ -541,500 +756,40 @@
         <w:pStyle w:val="Heading1"/>
       </w:pPr>
       <w:r>
-        <w:t>Control Systems Content Alignment</w:t>
+        <w:t>20-Week Scope and Sequence</w:t>
       </w:r>
     </w:p>
     <w:tbl>
       <w:tblPr>
+        <w:tblStyle w:val="TableGrid"/>
         <w:tblW w:type="auto" w:w="0"/>
-        <w:jc w:val="center"/>
-        <w:tblLayout w:type="autofit"/>
+        <w:tblLayout w:type="fixed"/>
         <w:tblLook w:firstColumn="1" w:firstRow="1" w:lastColumn="0" w:lastRow="0" w:noHBand="0" w:noVBand="1" w:val="04A0"/>
       </w:tblPr>
       <w:tblGrid>
-        <w:gridCol w:w="5184"/>
-        <w:gridCol w:w="5184"/>
+        <w:gridCol w:w="2794"/>
+        <w:gridCol w:w="2794"/>
+        <w:gridCol w:w="2794"/>
+        <w:gridCol w:w="2794"/>
+        <w:gridCol w:w="2794"/>
       </w:tblGrid>
       <w:tr>
         <w:tc>
           <w:tcPr>
-            <w:tcW w:type="dxa" w:w="5184"/>
+            <w:tcW w:type="dxa" w:w="648"/>
+            <w:shd w:fill="E8EEF5"/>
+            <w:tcMar>
+              <w:top w:w="80" w:type="dxa"/>
+              <w:start w:w="120" w:type="dxa"/>
+              <w:bottom w:w="80" w:type="dxa"/>
+              <w:end w:w="120" w:type="dxa"/>
+            </w:tcMar>
             <w:vAlign w:val="center"/>
-            <w:shd w:fill="E8EEF5"/>
           </w:tcPr>
           <w:p>
-            <w:pPr>
-              <w:spacing w:after="0"/>
-            </w:pPr>
             <w:r>
               <w:rPr>
                 <w:b/>
-                <w:sz w:val="18"/>
-              </w:rPr>
-            </w:r>
-            <w:r>
-              <w:rPr>
-                <w:b/>
-                <w:sz w:val="18"/>
-              </w:rPr>
-              <w:t>NESA control systems content</w:t>
-            </w:r>
-          </w:p>
-        </w:tc>
-        <w:tc>
-          <w:tcPr>
-            <w:tcW w:type="dxa" w:w="5184"/>
-            <w:vAlign w:val="center"/>
-            <w:shd w:fill="E8EEF5"/>
-          </w:tcPr>
-          <w:p>
-            <w:pPr>
-              <w:spacing w:after="0"/>
-            </w:pPr>
-            <w:r>
-              <w:rPr>
-                <w:b/>
-                <w:sz w:val="18"/>
-              </w:rPr>
-            </w:r>
-            <w:r>
-              <w:rPr>
-                <w:b/>
-                <w:sz w:val="18"/>
-              </w:rPr>
-              <w:t>Where it appears in this unit</w:t>
-            </w:r>
-          </w:p>
-        </w:tc>
-      </w:tr>
-      <w:tr>
-        <w:tc>
-          <w:tcPr>
-            <w:tcW w:type="dxa" w:w="5184"/>
-            <w:vAlign w:val="center"/>
-          </w:tcPr>
-          <w:p>
-            <w:pPr>
-              <w:spacing w:after="0"/>
-            </w:pPr>
-            <w:r>
-              <w:rPr>
-                <w:sz w:val="18"/>
-              </w:rPr>
-            </w:r>
-            <w:r>
-              <w:rPr>
-                <w:b w:val="0"/>
-                <w:sz w:val="18"/>
-              </w:rPr>
-              <w:t>Input, control and output principles; open-loop and closed-loop systems</w:t>
-            </w:r>
-          </w:p>
-        </w:tc>
-        <w:tc>
-          <w:tcPr>
-            <w:tcW w:type="dxa" w:w="5184"/>
-            <w:vAlign w:val="center"/>
-          </w:tcPr>
-          <w:p>
-            <w:pPr>
-              <w:spacing w:after="0"/>
-            </w:pPr>
-            <w:r>
-              <w:rPr>
-                <w:sz w:val="18"/>
-              </w:rPr>
-            </w:r>
-            <w:r>
-              <w:rPr>
-                <w:b w:val="0"/>
-                <w:sz w:val="18"/>
-              </w:rPr>
-              <w:t>Weeks 2, 4 and 5 through IPO diagrams, feedback comparison and algorithm/flowchart development.</w:t>
-            </w:r>
-          </w:p>
-        </w:tc>
-      </w:tr>
-      <w:tr>
-        <w:tc>
-          <w:tcPr>
-            <w:tcW w:type="dxa" w:w="5184"/>
-            <w:vAlign w:val="center"/>
-          </w:tcPr>
-          <w:p>
-            <w:pPr>
-              <w:spacing w:after="0"/>
-            </w:pPr>
-            <w:r>
-              <w:rPr>
-                <w:sz w:val="18"/>
-              </w:rPr>
-            </w:r>
-            <w:r>
-              <w:rPr>
-                <w:b w:val="0"/>
-                <w:sz w:val="18"/>
-              </w:rPr>
-              <w:t>Electronic control systems: input and output components, actuators and controllers</w:t>
-            </w:r>
-          </w:p>
-        </w:tc>
-        <w:tc>
-          <w:tcPr>
-            <w:tcW w:type="dxa" w:w="5184"/>
-            <w:vAlign w:val="center"/>
-          </w:tcPr>
-          <w:p>
-            <w:pPr>
-              <w:spacing w:after="0"/>
-            </w:pPr>
-            <w:r>
-              <w:rPr>
-                <w:sz w:val="18"/>
-              </w:rPr>
-            </w:r>
-            <w:r>
-              <w:rPr>
-                <w:b w:val="0"/>
-                <w:sz w:val="18"/>
-              </w:rPr>
-              <w:t>Weeks 3, 7 and 8 through sensor/switch, controller/relay and output testing.</w:t>
-            </w:r>
-          </w:p>
-        </w:tc>
-      </w:tr>
-      <w:tr>
-        <w:tc>
-          <w:tcPr>
-            <w:tcW w:type="dxa" w:w="5184"/>
-            <w:vAlign w:val="center"/>
-          </w:tcPr>
-          <w:p>
-            <w:pPr>
-              <w:spacing w:after="0"/>
-            </w:pPr>
-            <w:r>
-              <w:rPr>
-                <w:sz w:val="18"/>
-              </w:rPr>
-            </w:r>
-            <w:r>
-              <w:rPr>
-                <w:b w:val="0"/>
-                <w:sz w:val="18"/>
-              </w:rPr>
-              <w:t>Hydraulic control systems: reservoir, pump, valve and actuators</w:t>
-            </w:r>
-          </w:p>
-        </w:tc>
-        <w:tc>
-          <w:tcPr>
-            <w:tcW w:type="dxa" w:w="5184"/>
-            <w:vAlign w:val="center"/>
-          </w:tcPr>
-          <w:p>
-            <w:pPr>
-              <w:spacing w:after="0"/>
-            </w:pPr>
-            <w:r>
-              <w:rPr>
-                <w:sz w:val="18"/>
-              </w:rPr>
-            </w:r>
-            <w:r>
-              <w:rPr>
-                <w:b w:val="0"/>
-                <w:sz w:val="18"/>
-              </w:rPr>
-              <w:t>Weeks 3, 6 and 8 through water path construction and pump/valve output testing.</w:t>
-            </w:r>
-          </w:p>
-        </w:tc>
-      </w:tr>
-      <w:tr>
-        <w:tc>
-          <w:tcPr>
-            <w:tcW w:type="dxa" w:w="5184"/>
-            <w:vAlign w:val="center"/>
-          </w:tcPr>
-          <w:p>
-            <w:pPr>
-              <w:spacing w:after="0"/>
-            </w:pPr>
-            <w:r>
-              <w:rPr>
-                <w:sz w:val="18"/>
-              </w:rPr>
-            </w:r>
-            <w:r>
-              <w:rPr>
-                <w:b w:val="0"/>
-                <w:sz w:val="18"/>
-              </w:rPr>
-              <w:t>Safe work practices in design, production and testing</w:t>
-            </w:r>
-          </w:p>
-        </w:tc>
-        <w:tc>
-          <w:tcPr>
-            <w:tcW w:type="dxa" w:w="5184"/>
-            <w:vAlign w:val="center"/>
-          </w:tcPr>
-          <w:p>
-            <w:pPr>
-              <w:spacing w:after="0"/>
-            </w:pPr>
-            <w:r>
-              <w:rPr>
-                <w:sz w:val="18"/>
-              </w:rPr>
-            </w:r>
-            <w:r>
-              <w:rPr>
-                <w:b w:val="0"/>
-                <w:sz w:val="18"/>
-              </w:rPr>
-              <w:t>Weeks 1, 2, 5, 6, 7 and 8 through wet/dry zones, teacher check points and testing routines.</w:t>
-            </w:r>
-          </w:p>
-        </w:tc>
-      </w:tr>
-      <w:tr>
-        <w:tc>
-          <w:tcPr>
-            <w:tcW w:type="dxa" w:w="5184"/>
-            <w:vAlign w:val="center"/>
-          </w:tcPr>
-          <w:p>
-            <w:pPr>
-              <w:spacing w:after="0"/>
-            </w:pPr>
-            <w:r>
-              <w:rPr>
-                <w:sz w:val="18"/>
-              </w:rPr>
-            </w:r>
-            <w:r>
-              <w:rPr>
-                <w:b w:val="0"/>
-                <w:sz w:val="18"/>
-              </w:rPr>
-              <w:t>Engineering process to produce a functioning control system</w:t>
-            </w:r>
-          </w:p>
-        </w:tc>
-        <w:tc>
-          <w:tcPr>
-            <w:tcW w:type="dxa" w:w="5184"/>
-            <w:vAlign w:val="center"/>
-          </w:tcPr>
-          <w:p>
-            <w:pPr>
-              <w:spacing w:after="0"/>
-            </w:pPr>
-            <w:r>
-              <w:rPr>
-                <w:sz w:val="18"/>
-              </w:rPr>
-            </w:r>
-            <w:r>
-              <w:rPr>
-                <w:b w:val="0"/>
-                <w:sz w:val="18"/>
-              </w:rPr>
-              <w:t>Weeks 4-8 through brief analysis, design, construction, integration and testing.</w:t>
-            </w:r>
-          </w:p>
-        </w:tc>
-      </w:tr>
-      <w:tr>
-        <w:tc>
-          <w:tcPr>
-            <w:tcW w:type="dxa" w:w="5184"/>
-            <w:vAlign w:val="center"/>
-          </w:tcPr>
-          <w:p>
-            <w:pPr>
-              <w:spacing w:after="0"/>
-            </w:pPr>
-            <w:r>
-              <w:rPr>
-                <w:sz w:val="18"/>
-              </w:rPr>
-            </w:r>
-            <w:r>
-              <w:rPr>
-                <w:b w:val="0"/>
-                <w:sz w:val="18"/>
-              </w:rPr>
-              <w:t>Testing efficiency, troubleshooting and recording solutions</w:t>
-            </w:r>
-          </w:p>
-        </w:tc>
-        <w:tc>
-          <w:tcPr>
-            <w:tcW w:type="dxa" w:w="5184"/>
-            <w:vAlign w:val="center"/>
-          </w:tcPr>
-          <w:p>
-            <w:pPr>
-              <w:spacing w:after="0"/>
-            </w:pPr>
-            <w:r>
-              <w:rPr>
-                <w:sz w:val="18"/>
-              </w:rPr>
-            </w:r>
-            <w:r>
-              <w:rPr>
-                <w:b w:val="0"/>
-                <w:sz w:val="18"/>
-              </w:rPr>
-              <w:t>Weeks 8-9 through repeated tests, response time, water delivered, fault log and evaluation.</w:t>
-            </w:r>
-          </w:p>
-        </w:tc>
-      </w:tr>
-      <w:tr>
-        <w:tc>
-          <w:tcPr>
-            <w:tcW w:type="dxa" w:w="5184"/>
-            <w:vAlign w:val="center"/>
-          </w:tcPr>
-          <w:p>
-            <w:pPr>
-              <w:spacing w:after="0"/>
-            </w:pPr>
-            <w:r>
-              <w:rPr>
-                <w:sz w:val="18"/>
-              </w:rPr>
-            </w:r>
-            <w:r>
-              <w:rPr>
-                <w:b w:val="0"/>
-                <w:sz w:val="18"/>
-              </w:rPr>
-              <w:t>Technical communication: sketches, diagrams, block diagrams and report</w:t>
-            </w:r>
-          </w:p>
-        </w:tc>
-        <w:tc>
-          <w:tcPr>
-            <w:tcW w:type="dxa" w:w="5184"/>
-            <w:vAlign w:val="center"/>
-          </w:tcPr>
-          <w:p>
-            <w:pPr>
-              <w:spacing w:after="0"/>
-            </w:pPr>
-            <w:r>
-              <w:rPr>
-                <w:sz w:val="18"/>
-              </w:rPr>
-            </w:r>
-            <w:r>
-              <w:rPr>
-                <w:b w:val="0"/>
-                <w:sz w:val="18"/>
-              </w:rPr>
-              <w:t>Weeks 4-5 and 9-10 through annotated sketches, block diagrams, test data and folio/report.</w:t>
-            </w:r>
-          </w:p>
-        </w:tc>
-      </w:tr>
-      <w:tr>
-        <w:tc>
-          <w:tcPr>
-            <w:tcW w:type="dxa" w:w="5184"/>
-            <w:vAlign w:val="center"/>
-          </w:tcPr>
-          <w:p>
-            <w:pPr>
-              <w:spacing w:after="0"/>
-            </w:pPr>
-            <w:r>
-              <w:rPr>
-                <w:sz w:val="18"/>
-              </w:rPr>
-            </w:r>
-            <w:r>
-              <w:rPr>
-                <w:b w:val="0"/>
-                <w:sz w:val="18"/>
-              </w:rPr>
-              <w:t>Sustainability and environmental considerations</w:t>
-            </w:r>
-          </w:p>
-        </w:tc>
-        <w:tc>
-          <w:tcPr>
-            <w:tcW w:type="dxa" w:w="5184"/>
-            <w:vAlign w:val="center"/>
-          </w:tcPr>
-          <w:p>
-            <w:pPr>
-              <w:spacing w:after="0"/>
-            </w:pPr>
-            <w:r>
-              <w:rPr>
-                <w:sz w:val="18"/>
-              </w:rPr>
-            </w:r>
-            <w:r>
-              <w:rPr>
-                <w:b w:val="0"/>
-                <w:sz w:val="18"/>
-              </w:rPr>
-              <w:t>Weeks 1, 4 and 9 through water efficiency, materials, reuse/recycling and final evaluation.</w:t>
-            </w:r>
-          </w:p>
-        </w:tc>
-      </w:tr>
-    </w:tbl>
-    <w:p>
-      <w:pPr>
-        <w:pStyle w:val="Heading1"/>
-      </w:pPr>
-      <w:r>
-        <w:t>10-Week Scope and Sequence</w:t>
-      </w:r>
-    </w:p>
-    <w:tbl>
-      <w:tblPr>
-        <w:tblW w:type="auto" w:w="0"/>
-        <w:jc w:val="center"/>
-        <w:tblLayout w:type="autofit"/>
-        <w:tblLook w:firstColumn="1" w:firstRow="1" w:lastColumn="0" w:lastRow="0" w:noHBand="0" w:noVBand="1" w:val="04A0"/>
-      </w:tblPr>
-      <w:tblGrid>
-        <w:gridCol w:w="2074"/>
-        <w:gridCol w:w="2074"/>
-        <w:gridCol w:w="2074"/>
-        <w:gridCol w:w="2074"/>
-        <w:gridCol w:w="2074"/>
-      </w:tblGrid>
-      <w:tr>
-        <w:tc>
-          <w:tcPr>
-            <w:tcW w:type="dxa" w:w="2074"/>
-            <w:vAlign w:val="center"/>
-            <w:shd w:fill="E8EEF5"/>
-          </w:tcPr>
-          <w:p>
-            <w:pPr>
-              <w:spacing w:after="0"/>
-            </w:pPr>
-            <w:r>
-              <w:rPr>
-                <w:b/>
-                <w:sz w:val="18"/>
-              </w:rPr>
-            </w:r>
-            <w:r>
-              <w:rPr>
-                <w:b/>
-                <w:sz w:val="18"/>
               </w:rPr>
               <w:t>Week</w:t>
             </w:r>
@@ -1042,24 +797,20 @@
         </w:tc>
         <w:tc>
           <w:tcPr>
-            <w:tcW w:type="dxa" w:w="2074"/>
+            <w:tcW w:type="dxa" w:w="2664"/>
+            <w:shd w:fill="E8EEF5"/>
+            <w:tcMar>
+              <w:top w:w="80" w:type="dxa"/>
+              <w:start w:w="120" w:type="dxa"/>
+              <w:bottom w:w="80" w:type="dxa"/>
+              <w:end w:w="120" w:type="dxa"/>
+            </w:tcMar>
             <w:vAlign w:val="center"/>
-            <w:shd w:fill="E8EEF5"/>
           </w:tcPr>
           <w:p>
-            <w:pPr>
-              <w:spacing w:after="0"/>
-            </w:pPr>
             <w:r>
               <w:rPr>
                 <w:b/>
-                <w:sz w:val="18"/>
-              </w:rPr>
-            </w:r>
-            <w:r>
-              <w:rPr>
-                <w:b/>
-                <w:sz w:val="18"/>
               </w:rPr>
               <w:t>Focus</w:t>
             </w:r>
@@ -1067,24 +818,20 @@
         </w:tc>
         <w:tc>
           <w:tcPr>
-            <w:tcW w:type="dxa" w:w="2074"/>
+            <w:tcW w:type="dxa" w:w="4608"/>
+            <w:shd w:fill="E8EEF5"/>
+            <w:tcMar>
+              <w:top w:w="80" w:type="dxa"/>
+              <w:start w:w="120" w:type="dxa"/>
+              <w:bottom w:w="80" w:type="dxa"/>
+              <w:end w:w="120" w:type="dxa"/>
+            </w:tcMar>
             <w:vAlign w:val="center"/>
-            <w:shd w:fill="E8EEF5"/>
           </w:tcPr>
           <w:p>
-            <w:pPr>
-              <w:spacing w:after="0"/>
-            </w:pPr>
             <w:r>
               <w:rPr>
                 <w:b/>
-                <w:sz w:val="18"/>
-              </w:rPr>
-            </w:r>
-            <w:r>
-              <w:rPr>
-                <w:b/>
-                <w:sz w:val="18"/>
               </w:rPr>
               <w:t>Learning experiences</w:t>
             </w:r>
@@ -1092,24 +839,20 @@
         </w:tc>
         <w:tc>
           <w:tcPr>
-            <w:tcW w:type="dxa" w:w="2074"/>
+            <w:tcW w:type="dxa" w:w="2088"/>
+            <w:shd w:fill="E8EEF5"/>
+            <w:tcMar>
+              <w:top w:w="80" w:type="dxa"/>
+              <w:start w:w="120" w:type="dxa"/>
+              <w:bottom w:w="80" w:type="dxa"/>
+              <w:end w:w="120" w:type="dxa"/>
+            </w:tcMar>
             <w:vAlign w:val="center"/>
-            <w:shd w:fill="E8EEF5"/>
           </w:tcPr>
           <w:p>
-            <w:pPr>
-              <w:spacing w:after="0"/>
-            </w:pPr>
             <w:r>
               <w:rPr>
                 <w:b/>
-                <w:sz w:val="18"/>
-              </w:rPr>
-            </w:r>
-            <w:r>
-              <w:rPr>
-                <w:b/>
-                <w:sz w:val="18"/>
               </w:rPr>
               <w:t>Target outcomes</w:t>
             </w:r>
@@ -1117,24 +860,20 @@
         </w:tc>
         <w:tc>
           <w:tcPr>
-            <w:tcW w:type="dxa" w:w="2074"/>
+            <w:tcW w:type="dxa" w:w="3240"/>
+            <w:shd w:fill="E8EEF5"/>
+            <w:tcMar>
+              <w:top w:w="80" w:type="dxa"/>
+              <w:start w:w="120" w:type="dxa"/>
+              <w:bottom w:w="80" w:type="dxa"/>
+              <w:end w:w="120" w:type="dxa"/>
+            </w:tcMar>
             <w:vAlign w:val="center"/>
-            <w:shd w:fill="E8EEF5"/>
           </w:tcPr>
           <w:p>
-            <w:pPr>
-              <w:spacing w:after="0"/>
-            </w:pPr>
             <w:r>
               <w:rPr>
                 <w:b/>
-                <w:sz w:val="18"/>
-              </w:rPr>
-            </w:r>
-            <w:r>
-              <w:rPr>
-                <w:b/>
-                <w:sz w:val="18"/>
               </w:rPr>
               <w:t>Evidence</w:t>
             </w:r>
@@ -1144,115 +883,85 @@
       <w:tr>
         <w:tc>
           <w:tcPr>
-            <w:tcW w:type="dxa" w:w="2074"/>
+            <w:tcW w:type="dxa" w:w="648"/>
+            <w:tcMar>
+              <w:top w:w="80" w:type="dxa"/>
+              <w:start w:w="120" w:type="dxa"/>
+              <w:bottom w:w="80" w:type="dxa"/>
+              <w:end w:w="120" w:type="dxa"/>
+            </w:tcMar>
             <w:vAlign w:val="center"/>
           </w:tcPr>
           <w:p>
-            <w:pPr>
-              <w:spacing w:after="0"/>
-            </w:pPr>
             <w:r>
-              <w:rPr>
-                <w:sz w:val="18"/>
-              </w:rPr>
-            </w:r>
-            <w:r>
-              <w:rPr>
-                <w:b w:val="0"/>
-                <w:sz w:val="18"/>
-              </w:rPr>
               <w:t>1</w:t>
             </w:r>
           </w:p>
         </w:tc>
         <w:tc>
           <w:tcPr>
-            <w:tcW w:type="dxa" w:w="2074"/>
+            <w:tcW w:type="dxa" w:w="2664"/>
+            <w:tcMar>
+              <w:top w:w="80" w:type="dxa"/>
+              <w:start w:w="120" w:type="dxa"/>
+              <w:bottom w:w="80" w:type="dxa"/>
+              <w:end w:w="120" w:type="dxa"/>
+            </w:tcMar>
             <w:vAlign w:val="center"/>
           </w:tcPr>
           <w:p>
-            <w:pPr>
-              <w:spacing w:after="0"/>
-            </w:pPr>
             <w:r>
-              <w:rPr>
-                <w:sz w:val="18"/>
-              </w:rPr>
-            </w:r>
-            <w:r>
-              <w:rPr>
-                <w:b w:val="0"/>
-                <w:sz w:val="18"/>
-              </w:rPr>
               <w:t>Unit launch, WHS and control-system context</w:t>
             </w:r>
           </w:p>
         </w:tc>
         <w:tc>
           <w:tcPr>
-            <w:tcW w:type="dxa" w:w="2074"/>
+            <w:tcW w:type="dxa" w:w="4608"/>
+            <w:tcMar>
+              <w:top w:w="80" w:type="dxa"/>
+              <w:start w:w="120" w:type="dxa"/>
+              <w:bottom w:w="80" w:type="dxa"/>
+              <w:end w:w="120" w:type="dxa"/>
+            </w:tcMar>
             <w:vAlign w:val="center"/>
           </w:tcPr>
           <w:p>
-            <w:pPr>
-              <w:spacing w:after="0"/>
-            </w:pPr>
             <w:r>
-              <w:rPr>
-                <w:sz w:val="18"/>
-              </w:rPr>
-            </w:r>
-            <w:r>
-              <w:rPr>
-                <w:b w:val="0"/>
-                <w:sz w:val="18"/>
-              </w:rPr>
-              <w:t>Project brief; wet/dry zones; low-voltage safety; everyday irrigation and automation examples.</w:t>
+              <w:t>Project brief; everyday irrigation and automation; low-voltage safety; wet and dry work zones.</w:t>
             </w:r>
           </w:p>
         </w:tc>
         <w:tc>
           <w:tcPr>
-            <w:tcW w:type="dxa" w:w="2074"/>
+            <w:tcW w:type="dxa" w:w="2088"/>
+            <w:tcMar>
+              <w:top w:w="80" w:type="dxa"/>
+              <w:start w:w="120" w:type="dxa"/>
+              <w:bottom w:w="80" w:type="dxa"/>
+              <w:end w:w="120" w:type="dxa"/>
+            </w:tcMar>
             <w:vAlign w:val="center"/>
           </w:tcPr>
           <w:p>
-            <w:pPr>
-              <w:spacing w:after="0"/>
-            </w:pPr>
             <w:r>
-              <w:rPr>
-                <w:sz w:val="18"/>
-              </w:rPr>
-            </w:r>
-            <w:r>
-              <w:rPr>
-                <w:b w:val="0"/>
-                <w:sz w:val="18"/>
-              </w:rPr>
               <w:t>EGT5-SAF-01, EGT5-IVT-01, EGT5-COM-01</w:t>
             </w:r>
           </w:p>
         </w:tc>
         <w:tc>
           <w:tcPr>
-            <w:tcW w:type="dxa" w:w="2074"/>
+            <w:tcW w:type="dxa" w:w="3240"/>
+            <w:tcMar>
+              <w:top w:w="80" w:type="dxa"/>
+              <w:start w:w="120" w:type="dxa"/>
+              <w:bottom w:w="80" w:type="dxa"/>
+              <w:end w:w="120" w:type="dxa"/>
+            </w:tcMar>
             <w:vAlign w:val="center"/>
           </w:tcPr>
           <w:p>
-            <w:pPr>
-              <w:spacing w:after="0"/>
-            </w:pPr>
             <w:r>
-              <w:rPr>
-                <w:sz w:val="18"/>
-              </w:rPr>
-            </w:r>
-            <w:r>
-              <w:rPr>
-                <w:b w:val="0"/>
-                <w:sz w:val="18"/>
-              </w:rPr>
               <w:t>Safety notes, first project brief response and hazard list.</w:t>
             </w:r>
           </w:p>
@@ -1261,115 +970,85 @@
       <w:tr>
         <w:tc>
           <w:tcPr>
-            <w:tcW w:type="dxa" w:w="2074"/>
+            <w:tcW w:type="dxa" w:w="648"/>
+            <w:tcMar>
+              <w:top w:w="80" w:type="dxa"/>
+              <w:start w:w="120" w:type="dxa"/>
+              <w:bottom w:w="80" w:type="dxa"/>
+              <w:end w:w="120" w:type="dxa"/>
+            </w:tcMar>
             <w:vAlign w:val="center"/>
           </w:tcPr>
           <w:p>
-            <w:pPr>
-              <w:spacing w:after="0"/>
-            </w:pPr>
             <w:r>
-              <w:rPr>
-                <w:sz w:val="18"/>
-              </w:rPr>
-            </w:r>
-            <w:r>
-              <w:rPr>
-                <w:b w:val="0"/>
-                <w:sz w:val="18"/>
-              </w:rPr>
               <w:t>2</w:t>
             </w:r>
           </w:p>
         </w:tc>
         <w:tc>
           <w:tcPr>
-            <w:tcW w:type="dxa" w:w="2074"/>
+            <w:tcW w:type="dxa" w:w="2664"/>
+            <w:tcMar>
+              <w:top w:w="80" w:type="dxa"/>
+              <w:start w:w="120" w:type="dxa"/>
+              <w:bottom w:w="80" w:type="dxa"/>
+              <w:end w:w="120" w:type="dxa"/>
+            </w:tcMar>
             <w:vAlign w:val="center"/>
           </w:tcPr>
           <w:p>
-            <w:pPr>
-              <w:spacing w:after="0"/>
-            </w:pPr>
             <w:r>
-              <w:rPr>
-                <w:sz w:val="18"/>
-              </w:rPr>
-            </w:r>
-            <w:r>
-              <w:rPr>
-                <w:b w:val="0"/>
-                <w:sz w:val="18"/>
-              </w:rPr>
-              <w:t>Inputs, controls, outputs and feedback</w:t>
+              <w:t>Inputs, outputs and feedback</w:t>
             </w:r>
           </w:p>
         </w:tc>
         <w:tc>
           <w:tcPr>
-            <w:tcW w:type="dxa" w:w="2074"/>
+            <w:tcW w:type="dxa" w:w="4608"/>
+            <w:tcMar>
+              <w:top w:w="80" w:type="dxa"/>
+              <w:start w:w="120" w:type="dxa"/>
+              <w:bottom w:w="80" w:type="dxa"/>
+              <w:end w:w="120" w:type="dxa"/>
+            </w:tcMar>
             <w:vAlign w:val="center"/>
           </w:tcPr>
           <w:p>
-            <w:pPr>
-              <w:spacing w:after="0"/>
-            </w:pPr>
             <w:r>
-              <w:rPr>
-                <w:sz w:val="18"/>
-              </w:rPr>
-            </w:r>
-            <w:r>
-              <w:rPr>
-                <w:b w:val="0"/>
-                <w:sz w:val="18"/>
-              </w:rPr>
               <w:t>Input-process-output language; open-loop and closed-loop control; moisture, rain, switch and timer inputs.</w:t>
             </w:r>
           </w:p>
         </w:tc>
         <w:tc>
           <w:tcPr>
-            <w:tcW w:type="dxa" w:w="2074"/>
+            <w:tcW w:type="dxa" w:w="2088"/>
+            <w:tcMar>
+              <w:top w:w="80" w:type="dxa"/>
+              <w:start w:w="120" w:type="dxa"/>
+              <w:bottom w:w="80" w:type="dxa"/>
+              <w:end w:w="120" w:type="dxa"/>
+            </w:tcMar>
             <w:vAlign w:val="center"/>
           </w:tcPr>
           <w:p>
-            <w:pPr>
-              <w:spacing w:after="0"/>
-            </w:pPr>
             <w:r>
-              <w:rPr>
-                <w:sz w:val="18"/>
-              </w:rPr>
-            </w:r>
-            <w:r>
-              <w:rPr>
-                <w:b w:val="0"/>
-                <w:sz w:val="18"/>
-              </w:rPr>
               <w:t>EGT5-EVL-01, EGT5-COM-01, EGT5-IVT-01</w:t>
             </w:r>
           </w:p>
         </w:tc>
         <w:tc>
           <w:tcPr>
-            <w:tcW w:type="dxa" w:w="2074"/>
+            <w:tcW w:type="dxa" w:w="3240"/>
+            <w:tcMar>
+              <w:top w:w="80" w:type="dxa"/>
+              <w:start w:w="120" w:type="dxa"/>
+              <w:bottom w:w="80" w:type="dxa"/>
+              <w:end w:w="120" w:type="dxa"/>
+            </w:tcMar>
             <w:vAlign w:val="center"/>
           </w:tcPr>
           <w:p>
-            <w:pPr>
-              <w:spacing w:after="0"/>
-            </w:pPr>
             <w:r>
-              <w:rPr>
-                <w:sz w:val="18"/>
-              </w:rPr>
-            </w:r>
-            <w:r>
-              <w:rPr>
-                <w:b w:val="0"/>
-                <w:sz w:val="18"/>
-              </w:rPr>
               <w:t>IPO diagram, vocabulary notes and feedback explanation.</w:t>
             </w:r>
           </w:p>
@@ -1378,115 +1057,259 @@
       <w:tr>
         <w:tc>
           <w:tcPr>
-            <w:tcW w:type="dxa" w:w="2074"/>
+            <w:tcW w:type="dxa" w:w="648"/>
+            <w:tcMar>
+              <w:top w:w="80" w:type="dxa"/>
+              <w:start w:w="120" w:type="dxa"/>
+              <w:bottom w:w="80" w:type="dxa"/>
+              <w:end w:w="120" w:type="dxa"/>
+            </w:tcMar>
             <w:vAlign w:val="center"/>
           </w:tcPr>
           <w:p>
-            <w:pPr>
-              <w:spacing w:after="0"/>
-            </w:pPr>
             <w:r>
-              <w:rPr>
-                <w:sz w:val="18"/>
-              </w:rPr>
-            </w:r>
-            <w:r>
-              <w:rPr>
-                <w:b w:val="0"/>
-                <w:sz w:val="18"/>
-              </w:rPr>
               <w:t>3</w:t>
             </w:r>
           </w:p>
         </w:tc>
         <w:tc>
           <w:tcPr>
-            <w:tcW w:type="dxa" w:w="2074"/>
+            <w:tcW w:type="dxa" w:w="2664"/>
+            <w:tcMar>
+              <w:top w:w="80" w:type="dxa"/>
+              <w:start w:w="120" w:type="dxa"/>
+              <w:bottom w:w="80" w:type="dxa"/>
+              <w:end w:w="120" w:type="dxa"/>
+            </w:tcMar>
             <w:vAlign w:val="center"/>
           </w:tcPr>
           <w:p>
-            <w:pPr>
-              <w:spacing w:after="0"/>
-            </w:pPr>
             <w:r>
-              <w:rPr>
-                <w:sz w:val="18"/>
-              </w:rPr>
-            </w:r>
-            <w:r>
-              <w:rPr>
-                <w:b w:val="0"/>
-                <w:sz w:val="18"/>
-              </w:rPr>
-              <w:t>Electronic and hydraulic control components</w:t>
+              <w:t>Safe testing setup</w:t>
             </w:r>
           </w:p>
         </w:tc>
         <w:tc>
           <w:tcPr>
-            <w:tcW w:type="dxa" w:w="2074"/>
+            <w:tcW w:type="dxa" w:w="4608"/>
+            <w:tcMar>
+              <w:top w:w="80" w:type="dxa"/>
+              <w:start w:w="120" w:type="dxa"/>
+              <w:bottom w:w="80" w:type="dxa"/>
+              <w:end w:w="120" w:type="dxa"/>
+            </w:tcMar>
             <w:vAlign w:val="center"/>
           </w:tcPr>
           <w:p>
-            <w:pPr>
-              <w:spacing w:after="0"/>
-            </w:pPr>
             <w:r>
-              <w:rPr>
-                <w:sz w:val="18"/>
-              </w:rPr>
-            </w:r>
-            <w:r>
-              <w:rPr>
-                <w:b w:val="0"/>
-                <w:sz w:val="18"/>
-              </w:rPr>
-              <w:t>Controllers, relays, actuators, pumps, valves, reservoirs, tubing and plant-bed layout.</w:t>
+              <w:t>Workshop layout; spill control; dry electronics zone; teacher checkpoints; safe tool and component handling.</w:t>
             </w:r>
           </w:p>
         </w:tc>
         <w:tc>
           <w:tcPr>
-            <w:tcW w:type="dxa" w:w="2074"/>
+            <w:tcW w:type="dxa" w:w="2088"/>
+            <w:tcMar>
+              <w:top w:w="80" w:type="dxa"/>
+              <w:start w:w="120" w:type="dxa"/>
+              <w:bottom w:w="80" w:type="dxa"/>
+              <w:end w:w="120" w:type="dxa"/>
+            </w:tcMar>
             <w:vAlign w:val="center"/>
           </w:tcPr>
           <w:p>
-            <w:pPr>
-              <w:spacing w:after="0"/>
-            </w:pPr>
             <w:r>
-              <w:rPr>
-                <w:sz w:val="18"/>
-              </w:rPr>
+              <w:t>EGT5-SAF-01, EGT5-COM-01</w:t>
             </w:r>
+          </w:p>
+        </w:tc>
+        <w:tc>
+          <w:tcPr>
+            <w:tcW w:type="dxa" w:w="3240"/>
+            <w:tcMar>
+              <w:top w:w="80" w:type="dxa"/>
+              <w:start w:w="120" w:type="dxa"/>
+              <w:bottom w:w="80" w:type="dxa"/>
+              <w:end w:w="120" w:type="dxa"/>
+            </w:tcMar>
+            <w:vAlign w:val="center"/>
+          </w:tcPr>
+          <w:p>
             <w:r>
-              <w:rPr>
-                <w:b w:val="0"/>
-                <w:sz w:val="18"/>
-              </w:rPr>
+              <w:t>Annotated safe test setup and risk-control checklist.</w:t>
+            </w:r>
+          </w:p>
+        </w:tc>
+      </w:tr>
+      <w:tr>
+        <w:tc>
+          <w:tcPr>
+            <w:tcW w:type="dxa" w:w="648"/>
+            <w:tcMar>
+              <w:top w:w="80" w:type="dxa"/>
+              <w:start w:w="120" w:type="dxa"/>
+              <w:bottom w:w="80" w:type="dxa"/>
+              <w:end w:w="120" w:type="dxa"/>
+            </w:tcMar>
+            <w:vAlign w:val="center"/>
+          </w:tcPr>
+          <w:p>
+            <w:r>
+              <w:t>4</w:t>
+            </w:r>
+          </w:p>
+        </w:tc>
+        <w:tc>
+          <w:tcPr>
+            <w:tcW w:type="dxa" w:w="2664"/>
+            <w:tcMar>
+              <w:top w:w="80" w:type="dxa"/>
+              <w:start w:w="120" w:type="dxa"/>
+              <w:bottom w:w="80" w:type="dxa"/>
+              <w:end w:w="120" w:type="dxa"/>
+            </w:tcMar>
+            <w:vAlign w:val="center"/>
+          </w:tcPr>
+          <w:p>
+            <w:r>
+              <w:t>User need and success criteria</w:t>
+            </w:r>
+          </w:p>
+        </w:tc>
+        <w:tc>
+          <w:tcPr>
+            <w:tcW w:type="dxa" w:w="4608"/>
+            <w:tcMar>
+              <w:top w:w="80" w:type="dxa"/>
+              <w:start w:w="120" w:type="dxa"/>
+              <w:bottom w:w="80" w:type="dxa"/>
+              <w:end w:w="120" w:type="dxa"/>
+            </w:tcMar>
+            <w:vAlign w:val="center"/>
+          </w:tcPr>
+          <w:p>
+            <w:r>
+              <w:t>Garden watering problem; user needs; water efficiency; measurable success criteria and folio setup.</w:t>
+            </w:r>
+          </w:p>
+        </w:tc>
+        <w:tc>
+          <w:tcPr>
+            <w:tcW w:type="dxa" w:w="2088"/>
+            <w:tcMar>
+              <w:top w:w="80" w:type="dxa"/>
+              <w:start w:w="120" w:type="dxa"/>
+              <w:bottom w:w="80" w:type="dxa"/>
+              <w:end w:w="120" w:type="dxa"/>
+            </w:tcMar>
+            <w:vAlign w:val="center"/>
+          </w:tcPr>
+          <w:p>
+            <w:r>
+              <w:t>EGT5-COM-01, EGT5-ENV-01</w:t>
+            </w:r>
+          </w:p>
+        </w:tc>
+        <w:tc>
+          <w:tcPr>
+            <w:tcW w:type="dxa" w:w="3240"/>
+            <w:tcMar>
+              <w:top w:w="80" w:type="dxa"/>
+              <w:start w:w="120" w:type="dxa"/>
+              <w:bottom w:w="80" w:type="dxa"/>
+              <w:end w:w="120" w:type="dxa"/>
+            </w:tcMar>
+            <w:vAlign w:val="center"/>
+          </w:tcPr>
+          <w:p>
+            <w:r>
+              <w:t>User-need statement, success criteria and folio structure.</w:t>
+            </w:r>
+          </w:p>
+        </w:tc>
+      </w:tr>
+      <w:tr>
+        <w:tc>
+          <w:tcPr>
+            <w:tcW w:type="dxa" w:w="648"/>
+            <w:tcMar>
+              <w:top w:w="80" w:type="dxa"/>
+              <w:start w:w="120" w:type="dxa"/>
+              <w:bottom w:w="80" w:type="dxa"/>
+              <w:end w:w="120" w:type="dxa"/>
+            </w:tcMar>
+            <w:vAlign w:val="center"/>
+          </w:tcPr>
+          <w:p>
+            <w:r>
+              <w:t>5</w:t>
+            </w:r>
+          </w:p>
+        </w:tc>
+        <w:tc>
+          <w:tcPr>
+            <w:tcW w:type="dxa" w:w="2664"/>
+            <w:tcMar>
+              <w:top w:w="80" w:type="dxa"/>
+              <w:start w:w="120" w:type="dxa"/>
+              <w:bottom w:w="80" w:type="dxa"/>
+              <w:end w:w="120" w:type="dxa"/>
+            </w:tcMar>
+            <w:vAlign w:val="center"/>
+          </w:tcPr>
+          <w:p>
+            <w:r>
+              <w:t>Sensors and actuators</w:t>
+            </w:r>
+          </w:p>
+        </w:tc>
+        <w:tc>
+          <w:tcPr>
+            <w:tcW w:type="dxa" w:w="4608"/>
+            <w:tcMar>
+              <w:top w:w="80" w:type="dxa"/>
+              <w:start w:w="120" w:type="dxa"/>
+              <w:bottom w:w="80" w:type="dxa"/>
+              <w:end w:w="120" w:type="dxa"/>
+            </w:tcMar>
+            <w:vAlign w:val="center"/>
+          </w:tcPr>
+          <w:p>
+            <w:r>
+              <w:t>Moisture/rain sensors, switches, solenoids, pumps, indicators, relays and controllers.</w:t>
+            </w:r>
+          </w:p>
+        </w:tc>
+        <w:tc>
+          <w:tcPr>
+            <w:tcW w:type="dxa" w:w="2088"/>
+            <w:tcMar>
+              <w:top w:w="80" w:type="dxa"/>
+              <w:start w:w="120" w:type="dxa"/>
+              <w:bottom w:w="80" w:type="dxa"/>
+              <w:end w:w="120" w:type="dxa"/>
+            </w:tcMar>
+            <w:vAlign w:val="center"/>
+          </w:tcPr>
+          <w:p>
+            <w:r>
               <w:t>EGT5-USE-01, EGT5-MEA-01, EGT5-EVL-01</w:t>
             </w:r>
           </w:p>
         </w:tc>
         <w:tc>
           <w:tcPr>
-            <w:tcW w:type="dxa" w:w="2074"/>
+            <w:tcW w:type="dxa" w:w="3240"/>
+            <w:tcMar>
+              <w:top w:w="80" w:type="dxa"/>
+              <w:start w:w="120" w:type="dxa"/>
+              <w:bottom w:w="80" w:type="dxa"/>
+              <w:end w:w="120" w:type="dxa"/>
+            </w:tcMar>
             <w:vAlign w:val="center"/>
           </w:tcPr>
           <w:p>
-            <w:pPr>
-              <w:spacing w:after="0"/>
-            </w:pPr>
             <w:r>
-              <w:rPr>
-                <w:sz w:val="18"/>
-              </w:rPr>
-            </w:r>
-            <w:r>
-              <w:rPr>
-                <w:b w:val="0"/>
-                <w:sz w:val="18"/>
-              </w:rPr>
               <w:t>Component comparison table and annotated component sketch.</w:t>
             </w:r>
           </w:p>
@@ -1495,116 +1318,86 @@
       <w:tr>
         <w:tc>
           <w:tcPr>
-            <w:tcW w:type="dxa" w:w="2074"/>
+            <w:tcW w:type="dxa" w:w="648"/>
+            <w:tcMar>
+              <w:top w:w="80" w:type="dxa"/>
+              <w:start w:w="120" w:type="dxa"/>
+              <w:bottom w:w="80" w:type="dxa"/>
+              <w:end w:w="120" w:type="dxa"/>
+            </w:tcMar>
             <w:vAlign w:val="center"/>
           </w:tcPr>
           <w:p>
-            <w:pPr>
-              <w:spacing w:after="0"/>
-            </w:pPr>
             <w:r>
-              <w:rPr>
-                <w:sz w:val="18"/>
-              </w:rPr>
-            </w:r>
-            <w:r>
-              <w:rPr>
-                <w:b w:val="0"/>
-                <w:sz w:val="18"/>
-              </w:rPr>
-              <w:t>4</w:t>
+              <w:t>6</w:t>
             </w:r>
           </w:p>
         </w:tc>
         <w:tc>
           <w:tcPr>
-            <w:tcW w:type="dxa" w:w="2074"/>
+            <w:tcW w:type="dxa" w:w="2664"/>
+            <w:tcMar>
+              <w:top w:w="80" w:type="dxa"/>
+              <w:start w:w="120" w:type="dxa"/>
+              <w:bottom w:w="80" w:type="dxa"/>
+              <w:end w:w="120" w:type="dxa"/>
+            </w:tcMar>
             <w:vAlign w:val="center"/>
           </w:tcPr>
           <w:p>
-            <w:pPr>
-              <w:spacing w:after="0"/>
-            </w:pPr>
             <w:r>
-              <w:rPr>
-                <w:sz w:val="18"/>
-              </w:rPr>
-            </w:r>
-            <w:r>
-              <w:rPr>
-                <w:b w:val="0"/>
-                <w:sz w:val="18"/>
-              </w:rPr>
-              <w:t>Design brief analysis and concept development</w:t>
+              <w:t>IPO diagrams and system vocabulary</w:t>
             </w:r>
           </w:p>
         </w:tc>
         <w:tc>
           <w:tcPr>
-            <w:tcW w:type="dxa" w:w="2074"/>
+            <w:tcW w:type="dxa" w:w="4608"/>
+            <w:tcMar>
+              <w:top w:w="80" w:type="dxa"/>
+              <w:start w:w="120" w:type="dxa"/>
+              <w:bottom w:w="80" w:type="dxa"/>
+              <w:end w:w="120" w:type="dxa"/>
+            </w:tcMar>
             <w:vAlign w:val="center"/>
           </w:tcPr>
           <w:p>
-            <w:pPr>
-              <w:spacing w:after="0"/>
-            </w:pPr>
             <w:r>
-              <w:rPr>
-                <w:sz w:val="18"/>
-              </w:rPr>
-            </w:r>
-            <w:r>
-              <w:rPr>
-                <w:b w:val="0"/>
-                <w:sz w:val="18"/>
-              </w:rPr>
-              <w:t>User need; success criteria; concept sketches; water path and dry electronics zone.</w:t>
+              <w:t>System boundaries; block diagrams; feedback examples; control-system language used in context.</w:t>
             </w:r>
           </w:p>
         </w:tc>
         <w:tc>
           <w:tcPr>
-            <w:tcW w:type="dxa" w:w="2074"/>
+            <w:tcW w:type="dxa" w:w="2088"/>
+            <w:tcMar>
+              <w:top w:w="80" w:type="dxa"/>
+              <w:start w:w="120" w:type="dxa"/>
+              <w:bottom w:w="80" w:type="dxa"/>
+              <w:end w:w="120" w:type="dxa"/>
+            </w:tcMar>
             <w:vAlign w:val="center"/>
           </w:tcPr>
           <w:p>
-            <w:pPr>
-              <w:spacing w:after="0"/>
-            </w:pPr>
             <w:r>
-              <w:rPr>
-                <w:sz w:val="18"/>
-              </w:rPr>
-            </w:r>
-            <w:r>
-              <w:rPr>
-                <w:b w:val="0"/>
-                <w:sz w:val="18"/>
-              </w:rPr>
-              <w:t>EGT5-GRP-01, EGT5-COM-01, EGT5-ENV-01</w:t>
+              <w:t>EGT5-COM-01, EGT5-IVT-01</w:t>
             </w:r>
           </w:p>
         </w:tc>
         <w:tc>
           <w:tcPr>
-            <w:tcW w:type="dxa" w:w="2074"/>
+            <w:tcW w:type="dxa" w:w="3240"/>
+            <w:tcMar>
+              <w:top w:w="80" w:type="dxa"/>
+              <w:start w:w="120" w:type="dxa"/>
+              <w:bottom w:w="80" w:type="dxa"/>
+              <w:end w:w="120" w:type="dxa"/>
+            </w:tcMar>
             <w:vAlign w:val="center"/>
           </w:tcPr>
           <w:p>
-            <w:pPr>
-              <w:spacing w:after="0"/>
-            </w:pPr>
             <w:r>
-              <w:rPr>
-                <w:sz w:val="18"/>
-              </w:rPr>
-            </w:r>
-            <w:r>
-              <w:rPr>
-                <w:b w:val="0"/>
-                <w:sz w:val="18"/>
-              </w:rPr>
-              <w:t>Two concept sketches, selected concept and design justification.</w:t>
+              <w:t>Block diagram and glossary entries.</w:t>
             </w:r>
           </w:p>
         </w:tc>
@@ -1612,116 +1405,86 @@
       <w:tr>
         <w:tc>
           <w:tcPr>
-            <w:tcW w:type="dxa" w:w="2074"/>
+            <w:tcW w:type="dxa" w:w="648"/>
+            <w:tcMar>
+              <w:top w:w="80" w:type="dxa"/>
+              <w:start w:w="120" w:type="dxa"/>
+              <w:bottom w:w="80" w:type="dxa"/>
+              <w:end w:w="120" w:type="dxa"/>
+            </w:tcMar>
             <w:vAlign w:val="center"/>
           </w:tcPr>
           <w:p>
-            <w:pPr>
-              <w:spacing w:after="0"/>
-            </w:pPr>
             <w:r>
-              <w:rPr>
-                <w:sz w:val="18"/>
-              </w:rPr>
-            </w:r>
-            <w:r>
-              <w:rPr>
-                <w:b w:val="0"/>
-                <w:sz w:val="18"/>
-              </w:rPr>
-              <w:t>5</w:t>
+              <w:t>7</w:t>
             </w:r>
           </w:p>
         </w:tc>
         <w:tc>
           <w:tcPr>
-            <w:tcW w:type="dxa" w:w="2074"/>
+            <w:tcW w:type="dxa" w:w="2664"/>
+            <w:tcMar>
+              <w:top w:w="80" w:type="dxa"/>
+              <w:start w:w="120" w:type="dxa"/>
+              <w:bottom w:w="80" w:type="dxa"/>
+              <w:end w:w="120" w:type="dxa"/>
+            </w:tcMar>
             <w:vAlign w:val="center"/>
           </w:tcPr>
           <w:p>
-            <w:pPr>
-              <w:spacing w:after="0"/>
-            </w:pPr>
             <w:r>
-              <w:rPr>
-                <w:sz w:val="18"/>
-              </w:rPr>
-            </w:r>
-            <w:r>
-              <w:rPr>
-                <w:b w:val="0"/>
-                <w:sz w:val="18"/>
-              </w:rPr>
-              <w:t>Final design planning</w:t>
+              <w:t>Algorithms and control logic</w:t>
             </w:r>
           </w:p>
         </w:tc>
         <w:tc>
           <w:tcPr>
-            <w:tcW w:type="dxa" w:w="2074"/>
+            <w:tcW w:type="dxa" w:w="4608"/>
+            <w:tcMar>
+              <w:top w:w="80" w:type="dxa"/>
+              <w:start w:w="120" w:type="dxa"/>
+              <w:bottom w:w="80" w:type="dxa"/>
+              <w:end w:w="120" w:type="dxa"/>
+            </w:tcMar>
             <w:vAlign w:val="center"/>
           </w:tcPr>
           <w:p>
-            <w:pPr>
-              <w:spacing w:after="0"/>
-            </w:pPr>
             <w:r>
-              <w:rPr>
-                <w:sz w:val="18"/>
-              </w:rPr>
-            </w:r>
-            <w:r>
-              <w:rPr>
-                <w:b w:val="0"/>
-                <w:sz w:val="18"/>
-              </w:rPr>
-              <w:t>Final system diagram; block diagram; algorithm or flowchart; component list; build sequence.</w:t>
+              <w:t>Flowchart or pseudocode; watering decisions; trigger thresholds; timing and reset logic.</w:t>
             </w:r>
           </w:p>
         </w:tc>
         <w:tc>
           <w:tcPr>
-            <w:tcW w:type="dxa" w:w="2074"/>
+            <w:tcW w:type="dxa" w:w="2088"/>
+            <w:tcMar>
+              <w:top w:w="80" w:type="dxa"/>
+              <w:start w:w="120" w:type="dxa"/>
+              <w:bottom w:w="80" w:type="dxa"/>
+              <w:end w:w="120" w:type="dxa"/>
+            </w:tcMar>
             <w:vAlign w:val="center"/>
           </w:tcPr>
           <w:p>
-            <w:pPr>
-              <w:spacing w:after="0"/>
-            </w:pPr>
             <w:r>
-              <w:rPr>
-                <w:sz w:val="18"/>
-              </w:rPr>
-            </w:r>
-            <w:r>
-              <w:rPr>
-                <w:b w:val="0"/>
-                <w:sz w:val="18"/>
-              </w:rPr>
-              <w:t>EGT5-GRP-01, EGT5-COM-01, EGT5-SAF-01</w:t>
+              <w:t>EGT5-GRP-01, EGT5-COM-01</w:t>
             </w:r>
           </w:p>
         </w:tc>
         <w:tc>
           <w:tcPr>
-            <w:tcW w:type="dxa" w:w="2074"/>
+            <w:tcW w:type="dxa" w:w="3240"/>
+            <w:tcMar>
+              <w:top w:w="80" w:type="dxa"/>
+              <w:start w:w="120" w:type="dxa"/>
+              <w:bottom w:w="80" w:type="dxa"/>
+              <w:end w:w="120" w:type="dxa"/>
+            </w:tcMar>
             <w:vAlign w:val="center"/>
           </w:tcPr>
           <w:p>
-            <w:pPr>
-              <w:spacing w:after="0"/>
-            </w:pPr>
             <w:r>
-              <w:rPr>
-                <w:sz w:val="18"/>
-              </w:rPr>
-            </w:r>
-            <w:r>
-              <w:rPr>
-                <w:b w:val="0"/>
-                <w:sz w:val="18"/>
-              </w:rPr>
-              <w:t>Final design plan, block diagram and risk controls.</w:t>
+              <w:t>Algorithm or flowchart with teacher feedback.</w:t>
             </w:r>
           </w:p>
         </w:tc>
@@ -1729,116 +1492,86 @@
       <w:tr>
         <w:tc>
           <w:tcPr>
-            <w:tcW w:type="dxa" w:w="2074"/>
+            <w:tcW w:type="dxa" w:w="648"/>
+            <w:tcMar>
+              <w:top w:w="80" w:type="dxa"/>
+              <w:start w:w="120" w:type="dxa"/>
+              <w:bottom w:w="80" w:type="dxa"/>
+              <w:end w:w="120" w:type="dxa"/>
+            </w:tcMar>
             <w:vAlign w:val="center"/>
           </w:tcPr>
           <w:p>
-            <w:pPr>
-              <w:spacing w:after="0"/>
-            </w:pPr>
             <w:r>
-              <w:rPr>
-                <w:sz w:val="18"/>
-              </w:rPr>
-            </w:r>
-            <w:r>
-              <w:rPr>
-                <w:b w:val="0"/>
-                <w:sz w:val="18"/>
-              </w:rPr>
-              <w:t>6</w:t>
+              <w:t>8</w:t>
             </w:r>
           </w:p>
         </w:tc>
         <w:tc>
           <w:tcPr>
-            <w:tcW w:type="dxa" w:w="2074"/>
+            <w:tcW w:type="dxa" w:w="2664"/>
+            <w:tcMar>
+              <w:top w:w="80" w:type="dxa"/>
+              <w:start w:w="120" w:type="dxa"/>
+              <w:bottom w:w="80" w:type="dxa"/>
+              <w:end w:w="120" w:type="dxa"/>
+            </w:tcMar>
             <w:vAlign w:val="center"/>
           </w:tcPr>
           <w:p>
-            <w:pPr>
-              <w:spacing w:after="0"/>
-            </w:pPr>
             <w:r>
-              <w:rPr>
-                <w:sz w:val="18"/>
-              </w:rPr>
-            </w:r>
-            <w:r>
-              <w:rPr>
-                <w:b w:val="0"/>
-                <w:sz w:val="18"/>
-              </w:rPr>
-              <w:t>Prototype construction: water path and output subsystem</w:t>
+              <w:t>Component research and safe test sequence</w:t>
             </w:r>
           </w:p>
         </w:tc>
         <w:tc>
           <w:tcPr>
-            <w:tcW w:type="dxa" w:w="2074"/>
+            <w:tcW w:type="dxa" w:w="4608"/>
+            <w:tcMar>
+              <w:top w:w="80" w:type="dxa"/>
+              <w:start w:w="120" w:type="dxa"/>
+              <w:bottom w:w="80" w:type="dxa"/>
+              <w:end w:w="120" w:type="dxa"/>
+            </w:tcMar>
             <w:vAlign w:val="center"/>
           </w:tcPr>
           <w:p>
-            <w:pPr>
-              <w:spacing w:after="0"/>
-            </w:pPr>
             <w:r>
-              <w:rPr>
-                <w:sz w:val="18"/>
-              </w:rPr>
-            </w:r>
-            <w:r>
-              <w:rPr>
-                <w:b w:val="0"/>
-                <w:sz w:val="18"/>
-              </w:rPr>
-              <w:t>Build base, reservoir, tubing and outlet; leak testing; pump/valve output testing.</w:t>
+              <w:t>Circuit options; pump or valve options; test order; data table design; fault-log setup.</w:t>
             </w:r>
           </w:p>
         </w:tc>
         <w:tc>
           <w:tcPr>
-            <w:tcW w:type="dxa" w:w="2074"/>
+            <w:tcW w:type="dxa" w:w="2088"/>
+            <w:tcMar>
+              <w:top w:w="80" w:type="dxa"/>
+              <w:start w:w="120" w:type="dxa"/>
+              <w:bottom w:w="80" w:type="dxa"/>
+              <w:end w:w="120" w:type="dxa"/>
+            </w:tcMar>
             <w:vAlign w:val="center"/>
           </w:tcPr>
           <w:p>
-            <w:pPr>
-              <w:spacing w:after="0"/>
-            </w:pPr>
             <w:r>
-              <w:rPr>
-                <w:sz w:val="18"/>
-              </w:rPr>
-            </w:r>
-            <w:r>
-              <w:rPr>
-                <w:b w:val="0"/>
-                <w:sz w:val="18"/>
-              </w:rPr>
-              <w:t>EGT5-SAF-01, EGT5-USE-01, EGT5-MEA-01</w:t>
+              <w:t>EGT5-EVL-01, EGT5-SAF-01</w:t>
             </w:r>
           </w:p>
         </w:tc>
         <w:tc>
           <w:tcPr>
-            <w:tcW w:type="dxa" w:w="2074"/>
+            <w:tcW w:type="dxa" w:w="3240"/>
+            <w:tcMar>
+              <w:top w:w="80" w:type="dxa"/>
+              <w:start w:w="120" w:type="dxa"/>
+              <w:bottom w:w="80" w:type="dxa"/>
+              <w:end w:w="120" w:type="dxa"/>
+            </w:tcMar>
             <w:vAlign w:val="center"/>
           </w:tcPr>
           <w:p>
-            <w:pPr>
-              <w:spacing w:after="0"/>
-            </w:pPr>
             <w:r>
-              <w:rPr>
-                <w:sz w:val="18"/>
-              </w:rPr>
-            </w:r>
-            <w:r>
-              <w:rPr>
-                <w:b w:val="0"/>
-                <w:sz w:val="18"/>
-              </w:rPr>
-              <w:t>Build log, output test data and teacher check record.</w:t>
+              <w:t>Research notes, test sequence and draft fault log.</w:t>
             </w:r>
           </w:p>
         </w:tc>
@@ -1846,116 +1579,86 @@
       <w:tr>
         <w:tc>
           <w:tcPr>
-            <w:tcW w:type="dxa" w:w="2074"/>
+            <w:tcW w:type="dxa" w:w="648"/>
+            <w:tcMar>
+              <w:top w:w="80" w:type="dxa"/>
+              <w:start w:w="120" w:type="dxa"/>
+              <w:bottom w:w="80" w:type="dxa"/>
+              <w:end w:w="120" w:type="dxa"/>
+            </w:tcMar>
             <w:vAlign w:val="center"/>
           </w:tcPr>
           <w:p>
-            <w:pPr>
-              <w:spacing w:after="0"/>
-            </w:pPr>
             <w:r>
-              <w:rPr>
-                <w:sz w:val="18"/>
-              </w:rPr>
-            </w:r>
-            <w:r>
-              <w:rPr>
-                <w:b w:val="0"/>
-                <w:sz w:val="18"/>
-              </w:rPr>
-              <w:t>7</w:t>
+              <w:t>9</w:t>
             </w:r>
           </w:p>
         </w:tc>
         <w:tc>
           <w:tcPr>
-            <w:tcW w:type="dxa" w:w="2074"/>
+            <w:tcW w:type="dxa" w:w="2664"/>
+            <w:tcMar>
+              <w:top w:w="80" w:type="dxa"/>
+              <w:start w:w="120" w:type="dxa"/>
+              <w:bottom w:w="80" w:type="dxa"/>
+              <w:end w:w="120" w:type="dxa"/>
+            </w:tcMar>
             <w:vAlign w:val="center"/>
           </w:tcPr>
           <w:p>
-            <w:pPr>
-              <w:spacing w:after="0"/>
-            </w:pPr>
             <w:r>
-              <w:rPr>
-                <w:sz w:val="18"/>
-              </w:rPr>
-            </w:r>
-            <w:r>
-              <w:rPr>
-                <w:b w:val="0"/>
-                <w:sz w:val="18"/>
-              </w:rPr>
-              <w:t>Prototype construction: input and control subsystem</w:t>
+              <w:t>Concept sketching</w:t>
             </w:r>
           </w:p>
         </w:tc>
         <w:tc>
           <w:tcPr>
-            <w:tcW w:type="dxa" w:w="2074"/>
+            <w:tcW w:type="dxa" w:w="4608"/>
+            <w:tcMar>
+              <w:top w:w="80" w:type="dxa"/>
+              <w:start w:w="120" w:type="dxa"/>
+              <w:bottom w:w="80" w:type="dxa"/>
+              <w:end w:w="120" w:type="dxa"/>
+            </w:tcMar>
             <w:vAlign w:val="center"/>
           </w:tcPr>
           <w:p>
-            <w:pPr>
-              <w:spacing w:after="0"/>
-            </w:pPr>
             <w:r>
-              <w:rPr>
-                <w:sz w:val="18"/>
-              </w:rPr>
-            </w:r>
-            <w:r>
-              <w:rPr>
-                <w:b w:val="0"/>
-                <w:sz w:val="18"/>
-              </w:rPr>
-              <w:t>Sensor/switch testing; relay/controller setup; wiring checks; threshold or trigger testing.</w:t>
+              <w:t>Reservoir, tubing, plant area, sensor position, controller location and dry electronics zone.</w:t>
             </w:r>
           </w:p>
         </w:tc>
         <w:tc>
           <w:tcPr>
-            <w:tcW w:type="dxa" w:w="2074"/>
+            <w:tcW w:type="dxa" w:w="2088"/>
+            <w:tcMar>
+              <w:top w:w="80" w:type="dxa"/>
+              <w:start w:w="120" w:type="dxa"/>
+              <w:bottom w:w="80" w:type="dxa"/>
+              <w:end w:w="120" w:type="dxa"/>
+            </w:tcMar>
             <w:vAlign w:val="center"/>
           </w:tcPr>
           <w:p>
-            <w:pPr>
-              <w:spacing w:after="0"/>
-            </w:pPr>
             <w:r>
-              <w:rPr>
-                <w:sz w:val="18"/>
-              </w:rPr>
-            </w:r>
-            <w:r>
-              <w:rPr>
-                <w:b w:val="0"/>
-                <w:sz w:val="18"/>
-              </w:rPr>
-              <w:t>EGT5-SAF-01, EGT5-EVL-01, EGT5-MEA-01</w:t>
+              <w:t>EGT5-GRP-01, EGT5-COM-01</w:t>
             </w:r>
           </w:p>
         </w:tc>
         <w:tc>
           <w:tcPr>
-            <w:tcW w:type="dxa" w:w="2074"/>
+            <w:tcW w:type="dxa" w:w="3240"/>
+            <w:tcMar>
+              <w:top w:w="80" w:type="dxa"/>
+              <w:start w:w="120" w:type="dxa"/>
+              <w:bottom w:w="80" w:type="dxa"/>
+              <w:end w:w="120" w:type="dxa"/>
+            </w:tcMar>
             <w:vAlign w:val="center"/>
           </w:tcPr>
           <w:p>
-            <w:pPr>
-              <w:spacing w:after="0"/>
-            </w:pPr>
             <w:r>
-              <w:rPr>
-                <w:sz w:val="18"/>
-              </w:rPr>
-            </w:r>
-            <w:r>
-              <w:rPr>
-                <w:b w:val="0"/>
-                <w:sz w:val="18"/>
-              </w:rPr>
-              <w:t>Input test data, wiring photo/diagram and troubleshooting notes.</w:t>
+              <w:t>Two concept sketches with annotations.</w:t>
             </w:r>
           </w:p>
         </w:tc>
@@ -1963,115 +1666,607 @@
       <w:tr>
         <w:tc>
           <w:tcPr>
-            <w:tcW w:type="dxa" w:w="2074"/>
+            <w:tcW w:type="dxa" w:w="648"/>
+            <w:tcMar>
+              <w:top w:w="80" w:type="dxa"/>
+              <w:start w:w="120" w:type="dxa"/>
+              <w:bottom w:w="80" w:type="dxa"/>
+              <w:end w:w="120" w:type="dxa"/>
+            </w:tcMar>
             <w:vAlign w:val="center"/>
           </w:tcPr>
           <w:p>
-            <w:pPr>
-              <w:spacing w:after="0"/>
-            </w:pPr>
             <w:r>
-              <w:rPr>
-                <w:sz w:val="18"/>
-              </w:rPr>
-            </w:r>
-            <w:r>
-              <w:rPr>
-                <w:b w:val="0"/>
-                <w:sz w:val="18"/>
-              </w:rPr>
-              <w:t>8</w:t>
+              <w:t>10</w:t>
             </w:r>
           </w:p>
         </w:tc>
         <w:tc>
           <w:tcPr>
-            <w:tcW w:type="dxa" w:w="2074"/>
+            <w:tcW w:type="dxa" w:w="2664"/>
+            <w:tcMar>
+              <w:top w:w="80" w:type="dxa"/>
+              <w:start w:w="120" w:type="dxa"/>
+              <w:bottom w:w="80" w:type="dxa"/>
+              <w:end w:w="120" w:type="dxa"/>
+            </w:tcMar>
             <w:vAlign w:val="center"/>
           </w:tcPr>
           <w:p>
-            <w:pPr>
-              <w:spacing w:after="0"/>
-            </w:pPr>
             <w:r>
-              <w:rPr>
-                <w:sz w:val="18"/>
-              </w:rPr>
-            </w:r>
-            <w:r>
-              <w:rPr>
-                <w:b w:val="0"/>
-                <w:sz w:val="18"/>
-              </w:rPr>
-              <w:t>Whole-system testing and troubleshooting</w:t>
+              <w:t>Final design selection</w:t>
             </w:r>
           </w:p>
         </w:tc>
         <w:tc>
           <w:tcPr>
-            <w:tcW w:type="dxa" w:w="2074"/>
+            <w:tcW w:type="dxa" w:w="4608"/>
+            <w:tcMar>
+              <w:top w:w="80" w:type="dxa"/>
+              <w:start w:w="120" w:type="dxa"/>
+              <w:bottom w:w="80" w:type="dxa"/>
+              <w:end w:w="120" w:type="dxa"/>
+            </w:tcMar>
             <w:vAlign w:val="center"/>
           </w:tcPr>
           <w:p>
-            <w:pPr>
-              <w:spacing w:after="0"/>
-            </w:pPr>
             <w:r>
-              <w:rPr>
-                <w:sz w:val="18"/>
-              </w:rPr>
-            </w:r>
-            <w:r>
-              <w:rPr>
-                <w:b w:val="0"/>
-                <w:sz w:val="18"/>
-              </w:rPr>
-              <w:t>Connect subsystems; run repeated tests; record response time, water delivered, faults and fixes.</w:t>
+              <w:t>Compare concepts; choose final layout; labelled drawing; circuit/wiring plan; irrigation layout.</w:t>
             </w:r>
           </w:p>
         </w:tc>
         <w:tc>
           <w:tcPr>
-            <w:tcW w:type="dxa" w:w="2074"/>
+            <w:tcW w:type="dxa" w:w="2088"/>
+            <w:tcMar>
+              <w:top w:w="80" w:type="dxa"/>
+              <w:start w:w="120" w:type="dxa"/>
+              <w:bottom w:w="80" w:type="dxa"/>
+              <w:end w:w="120" w:type="dxa"/>
+            </w:tcMar>
             <w:vAlign w:val="center"/>
           </w:tcPr>
           <w:p>
-            <w:pPr>
-              <w:spacing w:after="0"/>
-            </w:pPr>
             <w:r>
-              <w:rPr>
-                <w:sz w:val="18"/>
-              </w:rPr>
+              <w:t>EGT5-GRP-01, EGT5-EVL-01</w:t>
             </w:r>
+          </w:p>
+        </w:tc>
+        <w:tc>
+          <w:tcPr>
+            <w:tcW w:type="dxa" w:w="3240"/>
+            <w:tcMar>
+              <w:top w:w="80" w:type="dxa"/>
+              <w:start w:w="120" w:type="dxa"/>
+              <w:bottom w:w="80" w:type="dxa"/>
+              <w:end w:w="120" w:type="dxa"/>
+            </w:tcMar>
+            <w:vAlign w:val="center"/>
+          </w:tcPr>
+          <w:p>
             <w:r>
-              <w:rPr>
-                <w:b w:val="0"/>
-                <w:sz w:val="18"/>
-              </w:rPr>
+              <w:t>Selected concept, justification and labelled final design.</w:t>
+            </w:r>
+          </w:p>
+        </w:tc>
+      </w:tr>
+      <w:tr>
+        <w:tc>
+          <w:tcPr>
+            <w:tcW w:type="dxa" w:w="648"/>
+            <w:tcMar>
+              <w:top w:w="80" w:type="dxa"/>
+              <w:start w:w="120" w:type="dxa"/>
+              <w:bottom w:w="80" w:type="dxa"/>
+              <w:end w:w="120" w:type="dxa"/>
+            </w:tcMar>
+            <w:vAlign w:val="center"/>
+          </w:tcPr>
+          <w:p>
+            <w:r>
+              <w:t>11</w:t>
+            </w:r>
+          </w:p>
+        </w:tc>
+        <w:tc>
+          <w:tcPr>
+            <w:tcW w:type="dxa" w:w="2664"/>
+            <w:tcMar>
+              <w:top w:w="80" w:type="dxa"/>
+              <w:start w:w="120" w:type="dxa"/>
+              <w:bottom w:w="80" w:type="dxa"/>
+              <w:end w:w="120" w:type="dxa"/>
+            </w:tcMar>
+            <w:vAlign w:val="center"/>
+          </w:tcPr>
+          <w:p>
+            <w:r>
+              <w:t>Build planning and approval</w:t>
+            </w:r>
+          </w:p>
+        </w:tc>
+        <w:tc>
+          <w:tcPr>
+            <w:tcW w:type="dxa" w:w="4608"/>
+            <w:tcMar>
+              <w:top w:w="80" w:type="dxa"/>
+              <w:start w:w="120" w:type="dxa"/>
+              <w:bottom w:w="80" w:type="dxa"/>
+              <w:end w:w="120" w:type="dxa"/>
+            </w:tcMar>
+            <w:vAlign w:val="center"/>
+          </w:tcPr>
+          <w:p>
+            <w:r>
+              <w:t>Materials/component list; tools; step-by-step build sequence; updated risk controls; teacher approval.</w:t>
+            </w:r>
+          </w:p>
+        </w:tc>
+        <w:tc>
+          <w:tcPr>
+            <w:tcW w:type="dxa" w:w="2088"/>
+            <w:tcMar>
+              <w:top w:w="80" w:type="dxa"/>
+              <w:start w:w="120" w:type="dxa"/>
+              <w:bottom w:w="80" w:type="dxa"/>
+              <w:end w:w="120" w:type="dxa"/>
+            </w:tcMar>
+            <w:vAlign w:val="center"/>
+          </w:tcPr>
+          <w:p>
+            <w:r>
+              <w:t>EGT5-SAF-01, EGT5-COM-01</w:t>
+            </w:r>
+          </w:p>
+        </w:tc>
+        <w:tc>
+          <w:tcPr>
+            <w:tcW w:type="dxa" w:w="3240"/>
+            <w:tcMar>
+              <w:top w:w="80" w:type="dxa"/>
+              <w:start w:w="120" w:type="dxa"/>
+              <w:bottom w:w="80" w:type="dxa"/>
+              <w:end w:w="120" w:type="dxa"/>
+            </w:tcMar>
+            <w:vAlign w:val="center"/>
+          </w:tcPr>
+          <w:p>
+            <w:r>
+              <w:t>Build plan, component list and approval checkpoint.</w:t>
+            </w:r>
+          </w:p>
+        </w:tc>
+      </w:tr>
+      <w:tr>
+        <w:tc>
+          <w:tcPr>
+            <w:tcW w:type="dxa" w:w="648"/>
+            <w:tcMar>
+              <w:top w:w="80" w:type="dxa"/>
+              <w:start w:w="120" w:type="dxa"/>
+              <w:bottom w:w="80" w:type="dxa"/>
+              <w:end w:w="120" w:type="dxa"/>
+            </w:tcMar>
+            <w:vAlign w:val="center"/>
+          </w:tcPr>
+          <w:p>
+            <w:r>
+              <w:t>12</w:t>
+            </w:r>
+          </w:p>
+        </w:tc>
+        <w:tc>
+          <w:tcPr>
+            <w:tcW w:type="dxa" w:w="2664"/>
+            <w:tcMar>
+              <w:top w:w="80" w:type="dxa"/>
+              <w:start w:w="120" w:type="dxa"/>
+              <w:bottom w:w="80" w:type="dxa"/>
+              <w:end w:w="120" w:type="dxa"/>
+            </w:tcMar>
+            <w:vAlign w:val="center"/>
+          </w:tcPr>
+          <w:p>
+            <w:r>
+              <w:t>Testing preparation</w:t>
+            </w:r>
+          </w:p>
+        </w:tc>
+        <w:tc>
+          <w:tcPr>
+            <w:tcW w:type="dxa" w:w="4608"/>
+            <w:tcMar>
+              <w:top w:w="80" w:type="dxa"/>
+              <w:start w:w="120" w:type="dxa"/>
+              <w:bottom w:w="80" w:type="dxa"/>
+              <w:end w:w="120" w:type="dxa"/>
+            </w:tcMar>
+            <w:vAlign w:val="center"/>
+          </w:tcPr>
+          <w:p>
+            <w:r>
+              <w:t>Testing tables; performance measures; response time; water delivered; folio evidence checklist.</w:t>
+            </w:r>
+          </w:p>
+        </w:tc>
+        <w:tc>
+          <w:tcPr>
+            <w:tcW w:type="dxa" w:w="2088"/>
+            <w:tcMar>
+              <w:top w:w="80" w:type="dxa"/>
+              <w:start w:w="120" w:type="dxa"/>
+              <w:bottom w:w="80" w:type="dxa"/>
+              <w:end w:w="120" w:type="dxa"/>
+            </w:tcMar>
+            <w:vAlign w:val="center"/>
+          </w:tcPr>
+          <w:p>
+            <w:r>
+              <w:t>EGT5-MEA-01, EGT5-EVL-01</w:t>
+            </w:r>
+          </w:p>
+        </w:tc>
+        <w:tc>
+          <w:tcPr>
+            <w:tcW w:type="dxa" w:w="3240"/>
+            <w:tcMar>
+              <w:top w:w="80" w:type="dxa"/>
+              <w:start w:w="120" w:type="dxa"/>
+              <w:bottom w:w="80" w:type="dxa"/>
+              <w:end w:w="120" w:type="dxa"/>
+            </w:tcMar>
+            <w:vAlign w:val="center"/>
+          </w:tcPr>
+          <w:p>
+            <w:r>
+              <w:t>Test tables, evidence checklist and prototype setup plan.</w:t>
+            </w:r>
+          </w:p>
+        </w:tc>
+      </w:tr>
+      <w:tr>
+        <w:tc>
+          <w:tcPr>
+            <w:tcW w:type="dxa" w:w="648"/>
+            <w:tcMar>
+              <w:top w:w="80" w:type="dxa"/>
+              <w:start w:w="120" w:type="dxa"/>
+              <w:bottom w:w="80" w:type="dxa"/>
+              <w:end w:w="120" w:type="dxa"/>
+            </w:tcMar>
+            <w:vAlign w:val="center"/>
+          </w:tcPr>
+          <w:p>
+            <w:r>
+              <w:t>13</w:t>
+            </w:r>
+          </w:p>
+        </w:tc>
+        <w:tc>
+          <w:tcPr>
+            <w:tcW w:type="dxa" w:w="2664"/>
+            <w:tcMar>
+              <w:top w:w="80" w:type="dxa"/>
+              <w:start w:w="120" w:type="dxa"/>
+              <w:bottom w:w="80" w:type="dxa"/>
+              <w:end w:w="120" w:type="dxa"/>
+            </w:tcMar>
+            <w:vAlign w:val="center"/>
+          </w:tcPr>
+          <w:p>
+            <w:r>
+              <w:t>Water path construction</w:t>
+            </w:r>
+          </w:p>
+        </w:tc>
+        <w:tc>
+          <w:tcPr>
+            <w:tcW w:type="dxa" w:w="4608"/>
+            <w:tcMar>
+              <w:top w:w="80" w:type="dxa"/>
+              <w:start w:w="120" w:type="dxa"/>
+              <w:bottom w:w="80" w:type="dxa"/>
+              <w:end w:w="120" w:type="dxa"/>
+            </w:tcMar>
+            <w:vAlign w:val="center"/>
+          </w:tcPr>
+          <w:p>
+            <w:r>
+              <w:t>Build base, reservoir, tubing route and outlet; leak testing with power disconnected.</w:t>
+            </w:r>
+          </w:p>
+        </w:tc>
+        <w:tc>
+          <w:tcPr>
+            <w:tcW w:type="dxa" w:w="2088"/>
+            <w:tcMar>
+              <w:top w:w="80" w:type="dxa"/>
+              <w:start w:w="120" w:type="dxa"/>
+              <w:bottom w:w="80" w:type="dxa"/>
+              <w:end w:w="120" w:type="dxa"/>
+            </w:tcMar>
+            <w:vAlign w:val="center"/>
+          </w:tcPr>
+          <w:p>
+            <w:r>
+              <w:t>EGT5-SAF-01, EGT5-USE-01, EGT5-MEA-01</w:t>
+            </w:r>
+          </w:p>
+        </w:tc>
+        <w:tc>
+          <w:tcPr>
+            <w:tcW w:type="dxa" w:w="3240"/>
+            <w:tcMar>
+              <w:top w:w="80" w:type="dxa"/>
+              <w:start w:w="120" w:type="dxa"/>
+              <w:bottom w:w="80" w:type="dxa"/>
+              <w:end w:w="120" w:type="dxa"/>
+            </w:tcMar>
+            <w:vAlign w:val="center"/>
+          </w:tcPr>
+          <w:p>
+            <w:r>
+              <w:t>Build log, photos and leak-test record.</w:t>
+            </w:r>
+          </w:p>
+        </w:tc>
+      </w:tr>
+      <w:tr>
+        <w:tc>
+          <w:tcPr>
+            <w:tcW w:type="dxa" w:w="648"/>
+            <w:tcMar>
+              <w:top w:w="80" w:type="dxa"/>
+              <w:start w:w="120" w:type="dxa"/>
+              <w:bottom w:w="80" w:type="dxa"/>
+              <w:end w:w="120" w:type="dxa"/>
+            </w:tcMar>
+            <w:vAlign w:val="center"/>
+          </w:tcPr>
+          <w:p>
+            <w:r>
+              <w:t>14</w:t>
+            </w:r>
+          </w:p>
+        </w:tc>
+        <w:tc>
+          <w:tcPr>
+            <w:tcW w:type="dxa" w:w="2664"/>
+            <w:tcMar>
+              <w:top w:w="80" w:type="dxa"/>
+              <w:start w:w="120" w:type="dxa"/>
+              <w:bottom w:w="80" w:type="dxa"/>
+              <w:end w:w="120" w:type="dxa"/>
+            </w:tcMar>
+            <w:vAlign w:val="center"/>
+          </w:tcPr>
+          <w:p>
+            <w:r>
+              <w:t>Input/control subsystem construction</w:t>
+            </w:r>
+          </w:p>
+        </w:tc>
+        <w:tc>
+          <w:tcPr>
+            <w:tcW w:type="dxa" w:w="4608"/>
+            <w:tcMar>
+              <w:top w:w="80" w:type="dxa"/>
+              <w:start w:w="120" w:type="dxa"/>
+              <w:bottom w:w="80" w:type="dxa"/>
+              <w:end w:w="120" w:type="dxa"/>
+            </w:tcMar>
+            <w:vAlign w:val="center"/>
+          </w:tcPr>
+          <w:p>
+            <w:r>
+              <w:t>Build and check input or switch circuit; wiring checks; test triggering without water flow.</w:t>
+            </w:r>
+          </w:p>
+        </w:tc>
+        <w:tc>
+          <w:tcPr>
+            <w:tcW w:type="dxa" w:w="2088"/>
+            <w:tcMar>
+              <w:top w:w="80" w:type="dxa"/>
+              <w:start w:w="120" w:type="dxa"/>
+              <w:bottom w:w="80" w:type="dxa"/>
+              <w:end w:w="120" w:type="dxa"/>
+            </w:tcMar>
+            <w:vAlign w:val="center"/>
+          </w:tcPr>
+          <w:p>
+            <w:r>
+              <w:t>EGT5-SAF-01, EGT5-MEA-01</w:t>
+            </w:r>
+          </w:p>
+        </w:tc>
+        <w:tc>
+          <w:tcPr>
+            <w:tcW w:type="dxa" w:w="3240"/>
+            <w:tcMar>
+              <w:top w:w="80" w:type="dxa"/>
+              <w:start w:w="120" w:type="dxa"/>
+              <w:bottom w:w="80" w:type="dxa"/>
+              <w:end w:w="120" w:type="dxa"/>
+            </w:tcMar>
+            <w:vAlign w:val="center"/>
+          </w:tcPr>
+          <w:p>
+            <w:r>
+              <w:t>Input test data, wiring photo or diagram and troubleshooting notes.</w:t>
+            </w:r>
+          </w:p>
+        </w:tc>
+      </w:tr>
+      <w:tr>
+        <w:tc>
+          <w:tcPr>
+            <w:tcW w:type="dxa" w:w="648"/>
+            <w:tcMar>
+              <w:top w:w="80" w:type="dxa"/>
+              <w:start w:w="120" w:type="dxa"/>
+              <w:bottom w:w="80" w:type="dxa"/>
+              <w:end w:w="120" w:type="dxa"/>
+            </w:tcMar>
+            <w:vAlign w:val="center"/>
+          </w:tcPr>
+          <w:p>
+            <w:r>
+              <w:t>15</w:t>
+            </w:r>
+          </w:p>
+        </w:tc>
+        <w:tc>
+          <w:tcPr>
+            <w:tcW w:type="dxa" w:w="2664"/>
+            <w:tcMar>
+              <w:top w:w="80" w:type="dxa"/>
+              <w:start w:w="120" w:type="dxa"/>
+              <w:bottom w:w="80" w:type="dxa"/>
+              <w:end w:w="120" w:type="dxa"/>
+            </w:tcMar>
+            <w:vAlign w:val="center"/>
+          </w:tcPr>
+          <w:p>
+            <w:r>
+              <w:t>Output subsystem testing</w:t>
+            </w:r>
+          </w:p>
+        </w:tc>
+        <w:tc>
+          <w:tcPr>
+            <w:tcW w:type="dxa" w:w="4608"/>
+            <w:tcMar>
+              <w:top w:w="80" w:type="dxa"/>
+              <w:start w:w="120" w:type="dxa"/>
+              <w:bottom w:w="80" w:type="dxa"/>
+              <w:end w:w="120" w:type="dxa"/>
+            </w:tcMar>
+            <w:vAlign w:val="center"/>
+          </w:tcPr>
+          <w:p>
+            <w:r>
+              <w:t>Connect pump or valve; short subsystem tests; water delivery check; teacher checkpoint.</w:t>
+            </w:r>
+          </w:p>
+        </w:tc>
+        <w:tc>
+          <w:tcPr>
+            <w:tcW w:type="dxa" w:w="2088"/>
+            <w:tcMar>
+              <w:top w:w="80" w:type="dxa"/>
+              <w:start w:w="120" w:type="dxa"/>
+              <w:bottom w:w="80" w:type="dxa"/>
+              <w:end w:w="120" w:type="dxa"/>
+            </w:tcMar>
+            <w:vAlign w:val="center"/>
+          </w:tcPr>
+          <w:p>
+            <w:r>
+              <w:t>EGT5-SAF-01, EGT5-EVL-01</w:t>
+            </w:r>
+          </w:p>
+        </w:tc>
+        <w:tc>
+          <w:tcPr>
+            <w:tcW w:type="dxa" w:w="3240"/>
+            <w:tcMar>
+              <w:top w:w="80" w:type="dxa"/>
+              <w:start w:w="120" w:type="dxa"/>
+              <w:bottom w:w="80" w:type="dxa"/>
+              <w:end w:w="120" w:type="dxa"/>
+            </w:tcMar>
+            <w:vAlign w:val="center"/>
+          </w:tcPr>
+          <w:p>
+            <w:r>
+              <w:t>Output test data and teacher check record.</w:t>
+            </w:r>
+          </w:p>
+        </w:tc>
+      </w:tr>
+      <w:tr>
+        <w:tc>
+          <w:tcPr>
+            <w:tcW w:type="dxa" w:w="648"/>
+            <w:tcMar>
+              <w:top w:w="80" w:type="dxa"/>
+              <w:start w:w="120" w:type="dxa"/>
+              <w:bottom w:w="80" w:type="dxa"/>
+              <w:end w:w="120" w:type="dxa"/>
+            </w:tcMar>
+            <w:vAlign w:val="center"/>
+          </w:tcPr>
+          <w:p>
+            <w:r>
+              <w:t>16</w:t>
+            </w:r>
+          </w:p>
+        </w:tc>
+        <w:tc>
+          <w:tcPr>
+            <w:tcW w:type="dxa" w:w="2664"/>
+            <w:tcMar>
+              <w:top w:w="80" w:type="dxa"/>
+              <w:start w:w="120" w:type="dxa"/>
+              <w:bottom w:w="80" w:type="dxa"/>
+              <w:end w:w="120" w:type="dxa"/>
+            </w:tcMar>
+            <w:vAlign w:val="center"/>
+          </w:tcPr>
+          <w:p>
+            <w:r>
+              <w:t>System integration and fault-finding</w:t>
+            </w:r>
+          </w:p>
+        </w:tc>
+        <w:tc>
+          <w:tcPr>
+            <w:tcW w:type="dxa" w:w="4608"/>
+            <w:tcMar>
+              <w:top w:w="80" w:type="dxa"/>
+              <w:start w:w="120" w:type="dxa"/>
+              <w:bottom w:w="80" w:type="dxa"/>
+              <w:end w:w="120" w:type="dxa"/>
+            </w:tcMar>
+            <w:vAlign w:val="center"/>
+          </w:tcPr>
+          <w:p>
+            <w:r>
+              <w:t>Connect subsystems; diagnose leaks, wiring faults, unreliable triggering or poor delivery.</w:t>
+            </w:r>
+          </w:p>
+        </w:tc>
+        <w:tc>
+          <w:tcPr>
+            <w:tcW w:type="dxa" w:w="2088"/>
+            <w:tcMar>
+              <w:top w:w="80" w:type="dxa"/>
+              <w:start w:w="120" w:type="dxa"/>
+              <w:bottom w:w="80" w:type="dxa"/>
+              <w:end w:w="120" w:type="dxa"/>
+            </w:tcMar>
+            <w:vAlign w:val="center"/>
+          </w:tcPr>
+          <w:p>
+            <w:r>
               <w:t>EGT5-EVL-01, EGT5-MEA-01, EGT5-COM-01</w:t>
             </w:r>
           </w:p>
         </w:tc>
         <w:tc>
           <w:tcPr>
-            <w:tcW w:type="dxa" w:w="2074"/>
+            <w:tcW w:type="dxa" w:w="3240"/>
+            <w:tcMar>
+              <w:top w:w="80" w:type="dxa"/>
+              <w:start w:w="120" w:type="dxa"/>
+              <w:bottom w:w="80" w:type="dxa"/>
+              <w:end w:w="120" w:type="dxa"/>
+            </w:tcMar>
             <w:vAlign w:val="center"/>
           </w:tcPr>
           <w:p>
-            <w:pPr>
-              <w:spacing w:after="0"/>
-            </w:pPr>
             <w:r>
-              <w:rPr>
-                <w:sz w:val="18"/>
-              </w:rPr>
-            </w:r>
-            <w:r>
-              <w:rPr>
-                <w:b w:val="0"/>
-                <w:sz w:val="18"/>
-              </w:rPr>
               <w:t>Full-system test table and fault log.</w:t>
             </w:r>
           </w:p>
@@ -2080,116 +2275,86 @@
       <w:tr>
         <w:tc>
           <w:tcPr>
-            <w:tcW w:type="dxa" w:w="2074"/>
+            <w:tcW w:type="dxa" w:w="648"/>
+            <w:tcMar>
+              <w:top w:w="80" w:type="dxa"/>
+              <w:start w:w="120" w:type="dxa"/>
+              <w:bottom w:w="80" w:type="dxa"/>
+              <w:end w:w="120" w:type="dxa"/>
+            </w:tcMar>
             <w:vAlign w:val="center"/>
           </w:tcPr>
           <w:p>
-            <w:pPr>
-              <w:spacing w:after="0"/>
-            </w:pPr>
             <w:r>
-              <w:rPr>
-                <w:sz w:val="18"/>
-              </w:rPr>
-            </w:r>
-            <w:r>
-              <w:rPr>
-                <w:b w:val="0"/>
-                <w:sz w:val="18"/>
-              </w:rPr>
-              <w:t>9</w:t>
+              <w:t>17</w:t>
             </w:r>
           </w:p>
         </w:tc>
         <w:tc>
           <w:tcPr>
-            <w:tcW w:type="dxa" w:w="2074"/>
+            <w:tcW w:type="dxa" w:w="2664"/>
+            <w:tcMar>
+              <w:top w:w="80" w:type="dxa"/>
+              <w:start w:w="120" w:type="dxa"/>
+              <w:bottom w:w="80" w:type="dxa"/>
+              <w:end w:w="120" w:type="dxa"/>
+            </w:tcMar>
             <w:vAlign w:val="center"/>
           </w:tcPr>
           <w:p>
-            <w:pPr>
-              <w:spacing w:after="0"/>
-            </w:pPr>
             <w:r>
-              <w:rPr>
-                <w:sz w:val="18"/>
-              </w:rPr>
-            </w:r>
-            <w:r>
-              <w:rPr>
-                <w:b w:val="0"/>
-                <w:sz w:val="18"/>
-              </w:rPr>
-              <w:t>Evaluation, sustainability and improvement</w:t>
+              <w:t>Reliability testing</w:t>
             </w:r>
           </w:p>
         </w:tc>
         <w:tc>
           <w:tcPr>
-            <w:tcW w:type="dxa" w:w="2074"/>
+            <w:tcW w:type="dxa" w:w="4608"/>
+            <w:tcMar>
+              <w:top w:w="80" w:type="dxa"/>
+              <w:start w:w="120" w:type="dxa"/>
+              <w:bottom w:w="80" w:type="dxa"/>
+              <w:end w:w="120" w:type="dxa"/>
+            </w:tcMar>
             <w:vAlign w:val="center"/>
           </w:tcPr>
           <w:p>
-            <w:pPr>
-              <w:spacing w:after="0"/>
-            </w:pPr>
             <w:r>
-              <w:rPr>
-                <w:sz w:val="18"/>
-              </w:rPr>
-            </w:r>
-            <w:r>
-              <w:rPr>
-                <w:b w:val="0"/>
-                <w:sz w:val="18"/>
-              </w:rPr>
-              <w:t>Reliability, efficiency, water use, materials, repairability, recycling/reuse and redesign decisions.</w:t>
+              <w:t>Repeated test cycles; response time; water delivered; consistency and failure patterns.</w:t>
             </w:r>
           </w:p>
         </w:tc>
         <w:tc>
           <w:tcPr>
-            <w:tcW w:type="dxa" w:w="2074"/>
+            <w:tcW w:type="dxa" w:w="2088"/>
+            <w:tcMar>
+              <w:top w:w="80" w:type="dxa"/>
+              <w:start w:w="120" w:type="dxa"/>
+              <w:bottom w:w="80" w:type="dxa"/>
+              <w:end w:w="120" w:type="dxa"/>
+            </w:tcMar>
             <w:vAlign w:val="center"/>
           </w:tcPr>
           <w:p>
-            <w:pPr>
-              <w:spacing w:after="0"/>
-            </w:pPr>
             <w:r>
-              <w:rPr>
-                <w:sz w:val="18"/>
-              </w:rPr>
-            </w:r>
-            <w:r>
-              <w:rPr>
-                <w:b w:val="0"/>
-                <w:sz w:val="18"/>
-              </w:rPr>
-              <w:t>EGT5-ENV-01, EGT5-EVL-01, EGT5-COM-01</w:t>
+              <w:t>EGT5-EVL-01, EGT5-MEA-01</w:t>
             </w:r>
           </w:p>
         </w:tc>
         <w:tc>
           <w:tcPr>
-            <w:tcW w:type="dxa" w:w="2074"/>
+            <w:tcW w:type="dxa" w:w="3240"/>
+            <w:tcMar>
+              <w:top w:w="80" w:type="dxa"/>
+              <w:start w:w="120" w:type="dxa"/>
+              <w:bottom w:w="80" w:type="dxa"/>
+              <w:end w:w="120" w:type="dxa"/>
+            </w:tcMar>
             <w:vAlign w:val="center"/>
           </w:tcPr>
           <w:p>
-            <w:pPr>
-              <w:spacing w:after="0"/>
-            </w:pPr>
             <w:r>
-              <w:rPr>
-                <w:sz w:val="18"/>
-              </w:rPr>
-            </w:r>
-            <w:r>
-              <w:rPr>
-                <w:b w:val="0"/>
-                <w:sz w:val="18"/>
-              </w:rPr>
-              <w:t>Evaluation draft using test evidence.</w:t>
+              <w:t>Repeated-test data and reliability notes.</w:t>
             </w:r>
           </w:p>
         </w:tc>
@@ -2197,116 +2362,260 @@
       <w:tr>
         <w:tc>
           <w:tcPr>
-            <w:tcW w:type="dxa" w:w="2074"/>
+            <w:tcW w:type="dxa" w:w="648"/>
+            <w:tcMar>
+              <w:top w:w="80" w:type="dxa"/>
+              <w:start w:w="120" w:type="dxa"/>
+              <w:bottom w:w="80" w:type="dxa"/>
+              <w:end w:w="120" w:type="dxa"/>
+            </w:tcMar>
             <w:vAlign w:val="center"/>
           </w:tcPr>
           <w:p>
-            <w:pPr>
-              <w:spacing w:after="0"/>
-            </w:pPr>
             <w:r>
-              <w:rPr>
-                <w:sz w:val="18"/>
-              </w:rPr>
-            </w:r>
-            <w:r>
-              <w:rPr>
-                <w:b w:val="0"/>
-                <w:sz w:val="18"/>
-              </w:rPr>
-              <w:t>10</w:t>
+              <w:t>18</w:t>
             </w:r>
           </w:p>
         </w:tc>
         <w:tc>
           <w:tcPr>
-            <w:tcW w:type="dxa" w:w="2074"/>
+            <w:tcW w:type="dxa" w:w="2664"/>
+            <w:tcMar>
+              <w:top w:w="80" w:type="dxa"/>
+              <w:start w:w="120" w:type="dxa"/>
+              <w:bottom w:w="80" w:type="dxa"/>
+              <w:end w:w="120" w:type="dxa"/>
+            </w:tcMar>
             <w:vAlign w:val="center"/>
           </w:tcPr>
           <w:p>
-            <w:pPr>
-              <w:spacing w:after="0"/>
-            </w:pPr>
             <w:r>
-              <w:rPr>
-                <w:sz w:val="18"/>
-              </w:rPr>
-            </w:r>
-            <w:r>
-              <w:rPr>
-                <w:b w:val="0"/>
-                <w:sz w:val="18"/>
-              </w:rPr>
-              <w:t>Folio completion and project presentation</w:t>
+              <w:t>Controlled improvements and retesting</w:t>
             </w:r>
           </w:p>
         </w:tc>
         <w:tc>
           <w:tcPr>
-            <w:tcW w:type="dxa" w:w="2074"/>
+            <w:tcW w:type="dxa" w:w="4608"/>
+            <w:tcMar>
+              <w:top w:w="80" w:type="dxa"/>
+              <w:start w:w="120" w:type="dxa"/>
+              <w:bottom w:w="80" w:type="dxa"/>
+              <w:end w:w="120" w:type="dxa"/>
+            </w:tcMar>
             <w:vAlign w:val="center"/>
           </w:tcPr>
           <w:p>
-            <w:pPr>
-              <w:spacing w:after="0"/>
-            </w:pPr>
             <w:r>
-              <w:rPr>
-                <w:sz w:val="18"/>
-              </w:rPr>
-            </w:r>
-            <w:r>
-              <w:rPr>
-                <w:b w:val="0"/>
-                <w:sz w:val="18"/>
-              </w:rPr>
-              <w:t>Engineering report structure; peer review; final reflection; submission preparation.</w:t>
+              <w:t>Modify one variable at a time; retest; compare before and after results.</w:t>
             </w:r>
           </w:p>
         </w:tc>
         <w:tc>
           <w:tcPr>
-            <w:tcW w:type="dxa" w:w="2074"/>
+            <w:tcW w:type="dxa" w:w="2088"/>
+            <w:tcMar>
+              <w:top w:w="80" w:type="dxa"/>
+              <w:start w:w="120" w:type="dxa"/>
+              <w:bottom w:w="80" w:type="dxa"/>
+              <w:end w:w="120" w:type="dxa"/>
+            </w:tcMar>
             <w:vAlign w:val="center"/>
           </w:tcPr>
           <w:p>
-            <w:pPr>
-              <w:spacing w:after="0"/>
-            </w:pPr>
             <w:r>
-              <w:rPr>
-                <w:sz w:val="18"/>
-              </w:rPr>
+              <w:t>EGT5-EVL-01, EGT5-COM-01</w:t>
             </w:r>
+          </w:p>
+        </w:tc>
+        <w:tc>
+          <w:tcPr>
+            <w:tcW w:type="dxa" w:w="3240"/>
+            <w:tcMar>
+              <w:top w:w="80" w:type="dxa"/>
+              <w:start w:w="120" w:type="dxa"/>
+              <w:bottom w:w="80" w:type="dxa"/>
+              <w:end w:w="120" w:type="dxa"/>
+            </w:tcMar>
+            <w:vAlign w:val="center"/>
+          </w:tcPr>
+          <w:p>
             <w:r>
-              <w:rPr>
-                <w:b w:val="0"/>
-                <w:sz w:val="18"/>
-              </w:rPr>
+              <w:t>Improvement record and comparison table.</w:t>
+            </w:r>
+          </w:p>
+        </w:tc>
+      </w:tr>
+      <w:tr>
+        <w:tc>
+          <w:tcPr>
+            <w:tcW w:type="dxa" w:w="648"/>
+            <w:tcMar>
+              <w:top w:w="80" w:type="dxa"/>
+              <w:start w:w="120" w:type="dxa"/>
+              <w:bottom w:w="80" w:type="dxa"/>
+              <w:end w:w="120" w:type="dxa"/>
+            </w:tcMar>
+            <w:vAlign w:val="center"/>
+          </w:tcPr>
+          <w:p>
+            <w:r>
+              <w:t>19</w:t>
+            </w:r>
+          </w:p>
+        </w:tc>
+        <w:tc>
+          <w:tcPr>
+            <w:tcW w:type="dxa" w:w="2664"/>
+            <w:tcMar>
+              <w:top w:w="80" w:type="dxa"/>
+              <w:start w:w="120" w:type="dxa"/>
+              <w:bottom w:w="80" w:type="dxa"/>
+              <w:end w:w="120" w:type="dxa"/>
+            </w:tcMar>
+            <w:vAlign w:val="center"/>
+          </w:tcPr>
+          <w:p>
+            <w:r>
+              <w:t>Sustainability and final performance review</w:t>
+            </w:r>
+          </w:p>
+        </w:tc>
+        <w:tc>
+          <w:tcPr>
+            <w:tcW w:type="dxa" w:w="4608"/>
+            <w:tcMar>
+              <w:top w:w="80" w:type="dxa"/>
+              <w:start w:w="120" w:type="dxa"/>
+              <w:bottom w:w="80" w:type="dxa"/>
+              <w:end w:w="120" w:type="dxa"/>
+            </w:tcMar>
+            <w:vAlign w:val="center"/>
+          </w:tcPr>
+          <w:p>
+            <w:r>
+              <w:t>Water use, material choice, cost, repairability, recycling/reuse and final performance test.</w:t>
+            </w:r>
+          </w:p>
+        </w:tc>
+        <w:tc>
+          <w:tcPr>
+            <w:tcW w:type="dxa" w:w="2088"/>
+            <w:tcMar>
+              <w:top w:w="80" w:type="dxa"/>
+              <w:start w:w="120" w:type="dxa"/>
+              <w:bottom w:w="80" w:type="dxa"/>
+              <w:end w:w="120" w:type="dxa"/>
+            </w:tcMar>
+            <w:vAlign w:val="center"/>
+          </w:tcPr>
+          <w:p>
+            <w:r>
+              <w:t>EGT5-ENV-01, EGT5-EVL-01</w:t>
+            </w:r>
+          </w:p>
+        </w:tc>
+        <w:tc>
+          <w:tcPr>
+            <w:tcW w:type="dxa" w:w="3240"/>
+            <w:tcMar>
+              <w:top w:w="80" w:type="dxa"/>
+              <w:start w:w="120" w:type="dxa"/>
+              <w:bottom w:w="80" w:type="dxa"/>
+              <w:end w:w="120" w:type="dxa"/>
+            </w:tcMar>
+            <w:vAlign w:val="center"/>
+          </w:tcPr>
+          <w:p>
+            <w:r>
+              <w:t>Sustainability reflection and final test evidence.</w:t>
+            </w:r>
+          </w:p>
+        </w:tc>
+      </w:tr>
+      <w:tr>
+        <w:tc>
+          <w:tcPr>
+            <w:tcW w:type="dxa" w:w="648"/>
+            <w:tcMar>
+              <w:top w:w="80" w:type="dxa"/>
+              <w:start w:w="120" w:type="dxa"/>
+              <w:bottom w:w="80" w:type="dxa"/>
+              <w:end w:w="120" w:type="dxa"/>
+            </w:tcMar>
+            <w:vAlign w:val="center"/>
+          </w:tcPr>
+          <w:p>
+            <w:r>
+              <w:t>20</w:t>
+            </w:r>
+          </w:p>
+        </w:tc>
+        <w:tc>
+          <w:tcPr>
+            <w:tcW w:type="dxa" w:w="2664"/>
+            <w:tcMar>
+              <w:top w:w="80" w:type="dxa"/>
+              <w:start w:w="120" w:type="dxa"/>
+              <w:bottom w:w="80" w:type="dxa"/>
+              <w:end w:w="120" w:type="dxa"/>
+            </w:tcMar>
+            <w:vAlign w:val="center"/>
+          </w:tcPr>
+          <w:p>
+            <w:r>
+              <w:t>Folio completion, evaluation and reflection</w:t>
+            </w:r>
+          </w:p>
+        </w:tc>
+        <w:tc>
+          <w:tcPr>
+            <w:tcW w:type="dxa" w:w="4608"/>
+            <w:tcMar>
+              <w:top w:w="80" w:type="dxa"/>
+              <w:start w:w="120" w:type="dxa"/>
+              <w:bottom w:w="80" w:type="dxa"/>
+              <w:end w:w="120" w:type="dxa"/>
+            </w:tcMar>
+            <w:vAlign w:val="center"/>
+          </w:tcPr>
+          <w:p>
+            <w:r>
+              <w:t>Engineering report structure; peer review; final evaluation; submission and class reflection.</w:t>
+            </w:r>
+          </w:p>
+        </w:tc>
+        <w:tc>
+          <w:tcPr>
+            <w:tcW w:type="dxa" w:w="2088"/>
+            <w:tcMar>
+              <w:top w:w="80" w:type="dxa"/>
+              <w:start w:w="120" w:type="dxa"/>
+              <w:bottom w:w="80" w:type="dxa"/>
+              <w:end w:w="120" w:type="dxa"/>
+            </w:tcMar>
+            <w:vAlign w:val="center"/>
+          </w:tcPr>
+          <w:p>
+            <w:r>
               <w:t>EGT5-COM-01, EGT5-EVL-01, EGT5-IVT-01</w:t>
             </w:r>
           </w:p>
         </w:tc>
         <w:tc>
           <w:tcPr>
-            <w:tcW w:type="dxa" w:w="2074"/>
+            <w:tcW w:type="dxa" w:w="3240"/>
+            <w:tcMar>
+              <w:top w:w="80" w:type="dxa"/>
+              <w:start w:w="120" w:type="dxa"/>
+              <w:bottom w:w="80" w:type="dxa"/>
+              <w:end w:w="120" w:type="dxa"/>
+            </w:tcMar>
             <w:vAlign w:val="center"/>
           </w:tcPr>
           <w:p>
-            <w:pPr>
-              <w:spacing w:after="0"/>
-            </w:pPr>
             <w:r>
-              <w:rPr>
-                <w:sz w:val="18"/>
-              </w:rPr>
-            </w:r>
-            <w:r>
-              <w:rPr>
-                <w:b w:val="0"/>
-                <w:sz w:val="18"/>
-              </w:rPr>
-              <w:t>Completed folio/report and short project presentation.</w:t>
+              <w:t>Completed folio/report and project reflection.</w:t>
             </w:r>
           </w:p>
         </w:tc>
@@ -2352,81 +2661,9 @@
         <w:t>Evaluation: reliability, efficiency, safety, sustainability, water use and justified improvements.</w:t>
       </w:r>
     </w:p>
-    <w:p>
-      <w:pPr>
-        <w:pStyle w:val="Heading1"/>
-      </w:pPr>
-      <w:r>
-        <w:t>Differentiation and Adjustments</w:t>
-      </w:r>
-    </w:p>
-    <w:p>
-      <w:pPr>
-        <w:pStyle w:val="ListBullet"/>
-      </w:pPr>
-      <w:r>
-        <w:t>Support: provide partially completed diagrams, vocabulary banks, step-by-step build cards and paired testing roles.</w:t>
-      </w:r>
-    </w:p>
-    <w:p>
-      <w:pPr>
-        <w:pStyle w:val="ListBullet"/>
-      </w:pPr>
-      <w:r>
-        <w:t>Core: students independently produce diagrams, testing records and evidence-based evaluation.</w:t>
-      </w:r>
-    </w:p>
-    <w:p>
-      <w:pPr>
-        <w:pStyle w:val="ListBullet"/>
-      </w:pPr>
-      <w:r>
-        <w:t>Extension: add closed-loop feedback, compare alternative sensors/outputs, improve water efficiency or graph repeated test data.</w:t>
-      </w:r>
-    </w:p>
-    <w:p>
-      <w:pPr>
-        <w:pStyle w:val="ListBullet"/>
-      </w:pPr>
-      <w:r>
-        <w:t>Adjustments should support access to Stage 5 outcomes before considering Life Skills outcomes, consistent with NESA guidance.</w:t>
-      </w:r>
-    </w:p>
-    <w:p>
-      <w:pPr>
-        <w:pStyle w:val="Heading1"/>
-      </w:pPr>
-      <w:r>
-        <w:t>Required Resources</w:t>
-      </w:r>
-    </w:p>
-    <w:p>
-      <w:pPr>
-        <w:pStyle w:val="ListBullet"/>
-      </w:pPr>
-      <w:r>
-        <w:t>Low-voltage power only, teacher-approved controller/relay/circuit option, sensors or switches, pump or solenoid valve, reservoir, tubing, base board, plant-bed tray, measuring cylinder, timer, towels/spill kit and PPE.</w:t>
-      </w:r>
-    </w:p>
-    <w:p>
-      <w:pPr>
-        <w:pStyle w:val="ListBullet"/>
-      </w:pPr>
-      <w:r>
-        <w:t>Website pages: Year 10 Term 1 landing page, toolkits 1-4, tutorial, testing checklist, info sheets and portfolio workbook.</w:t>
-      </w:r>
-    </w:p>
-    <w:p>
-      <w:pPr>
-        <w:pStyle w:val="ListBullet"/>
-      </w:pPr>
-      <w:r>
-        <w:t>Local source: NESA Engineering Technology 7-10 syllabus, Control systems focus area.</w:t>
-      </w:r>
-    </w:p>
     <w:sectPr>
-      <w:pgSz w:w="12240" w:h="15840"/>
-      <w:pgMar w:top="1008" w:right="936" w:bottom="1008" w:left="936" w:header="720" w:footer="720" w:gutter="0"/>
+      <w:pgSz w:w="15840" w:h="12240" w:orient="landscape"/>
+      <w:pgMar w:top="936" w:right="936" w:bottom="936" w:left="936" w:header="708" w:footer="708" w:gutter="0"/>
       <w:cols w:space="720"/>
       <w:docGrid w:linePitch="360"/>
     </w:sectPr>
@@ -2798,11 +3035,11 @@
     <w:qFormat/>
     <w:rsid w:val="00FC693F"/>
     <w:pPr>
-      <w:spacing w:after="100" w:line="264" w:lineRule="auto"/>
+      <w:spacing w:after="80" w:line="269" w:lineRule="auto"/>
     </w:pPr>
     <w:rPr>
       <w:rFonts w:ascii="Calibri" w:hAnsi="Calibri"/>
-      <w:sz w:val="21"/>
+      <w:sz w:val="20"/>
     </w:rPr>
   </w:style>
   <w:style w:type="paragraph" w:styleId="Header">
@@ -2860,7 +3097,7 @@
     <w:pPr>
       <w:keepNext/>
       <w:keepLines/>
-      <w:spacing w:before="160" w:after="80"/>
+      <w:spacing w:before="280" w:after="120"/>
       <w:outlineLvl w:val="0"/>
     </w:pPr>
     <w:rPr>
@@ -2884,7 +3121,7 @@
     <w:pPr>
       <w:keepNext/>
       <w:keepLines/>
-      <w:spacing w:before="160" w:after="80"/>
+      <w:spacing w:before="200" w:after="80"/>
       <w:outlineLvl w:val="1"/>
     </w:pPr>
     <w:rPr>
@@ -2908,7 +3145,7 @@
     <w:pPr>
       <w:keepNext/>
       <w:keepLines/>
-      <w:spacing w:before="160" w:after="80"/>
+      <w:spacing w:before="160" w:after="60"/>
       <w:outlineLvl w:val="2"/>
     </w:pPr>
     <w:rPr>
